--- a/Documentação/Documento Sistema Financeiro.docx
+++ b/Documentação/Documento Sistema Financeiro.docx
@@ -18,7 +18,7 @@
       <w:bookmarkStart w:id="4" w:name="_Toc216172523"/>
       <w:bookmarkStart w:id="5" w:name="_Toc216182393"/>
       <w:bookmarkStart w:id="6" w:name="sistema-de-gestão-financeira-pessoal"/>
-      <w:bookmarkStart w:id="7" w:name="_Toc216257124"/>
+      <w:bookmarkStart w:id="7" w:name="_Toc216420785"/>
       <w:r>
         <w:rPr>
           <w:b/>
@@ -666,56 +666,33 @@
           <w:r>
             <w:fldChar w:fldCharType="separate"/>
           </w:r>
-          <w:hyperlink w:anchor="_Toc216257124" w:history="1">
-            <w:bookmarkStart w:id="39" w:name="_Toc216257090"/>
+          <w:hyperlink w:anchor="_Toc216420785" w:history="1"/>
+        </w:p>
+        <w:p>
+          <w:pPr>
+            <w:pStyle w:val="Sumrio1"/>
+            <w:tabs>
+              <w:tab w:val="right" w:leader="dot" w:pos="8828"/>
+            </w:tabs>
+            <w:rPr>
+              <w:noProof/>
+              <w:kern w:val="2"/>
+              <w:sz w:val="24"/>
+              <w:szCs w:val="24"/>
+              <w:lang w:val="pt-BR" w:eastAsia="pt-BR"/>
+              <w14:ligatures w14:val="standardContextual"/>
+            </w:rPr>
+          </w:pPr>
+          <w:hyperlink w:anchor="_Toc216420786" w:history="1">
             <w:r>
               <w:rPr>
                 <w:rStyle w:val="Hyperlink"/>
-                <w:noProof/>
-              </w:rPr>
-              <w:drawing>
-                <wp:inline distT="0" distB="0" distL="0" distR="0" wp14:anchorId="73CC4F51" wp14:editId="000BC805">
-                  <wp:extent cx="5612130" cy="1683385"/>
-                  <wp:effectExtent l="0" t="0" r="0" b="0"/>
-                  <wp:docPr id="80959561" name="Imagem 3" descr="Logotipo&#10;&#10;O conteúdo gerado por IA pode estar incorreto."/>
-                  <wp:cNvGraphicFramePr>
-                    <a:graphicFrameLocks xmlns:a="http://schemas.openxmlformats.org/drawingml/2006/main" noChangeAspect="1"/>
-                  </wp:cNvGraphicFramePr>
-                  <a:graphic xmlns:a="http://schemas.openxmlformats.org/drawingml/2006/main">
-                    <a:graphicData uri="http://schemas.openxmlformats.org/drawingml/2006/picture">
-                      <pic:pic xmlns:pic="http://schemas.openxmlformats.org/drawingml/2006/picture">
-                        <pic:nvPicPr>
-                          <pic:cNvPr id="663261609" name="Imagem 3" descr="Logotipo&#10;&#10;O conteúdo gerado por IA pode estar incorreto."/>
-                          <pic:cNvPicPr/>
-                        </pic:nvPicPr>
-                        <pic:blipFill>
-                          <a:blip r:embed="rId8">
-                            <a:extLst>
-                              <a:ext uri="{28A0092B-C50C-407E-A947-70E740481C1C}">
-                                <a14:useLocalDpi xmlns:a14="http://schemas.microsoft.com/office/drawing/2010/main" val="0"/>
-                              </a:ext>
-                            </a:extLst>
-                          </a:blip>
-                          <a:stretch>
-                            <a:fillRect/>
-                          </a:stretch>
-                        </pic:blipFill>
-                        <pic:spPr>
-                          <a:xfrm>
-                            <a:off x="0" y="0"/>
-                            <a:ext cx="5612130" cy="1683385"/>
-                          </a:xfrm>
-                          <a:prstGeom prst="rect">
-                            <a:avLst/>
-                          </a:prstGeom>
-                        </pic:spPr>
-                      </pic:pic>
-                    </a:graphicData>
-                  </a:graphic>
-                </wp:inline>
-              </w:drawing>
-            </w:r>
-            <w:bookmarkEnd w:id="39"/>
+                <w:rFonts w:ascii="Arial" w:hAnsi="Arial" w:cs="Arial"/>
+                <w:noProof/>
+                <w:lang w:val="pt-BR"/>
+              </w:rPr>
+              <w:t>INTRODUÇÃO</w:t>
+            </w:r>
             <w:r>
               <w:rPr>
                 <w:noProof/>
@@ -735,7 +712,7 @@
                 <w:noProof/>
                 <w:webHidden/>
               </w:rPr>
-              <w:instrText xml:space="preserve"> PAGEREF _Toc216257124 \h </w:instrText>
+              <w:instrText xml:space="preserve"> PAGEREF _Toc216420786 \h </w:instrText>
             </w:r>
             <w:r>
               <w:rPr>
@@ -755,7 +732,7 @@
                 <w:noProof/>
                 <w:webHidden/>
               </w:rPr>
-              <w:t>1</w:t>
+              <w:t>5</w:t>
             </w:r>
             <w:r>
               <w:rPr>
@@ -781,7 +758,7 @@
               <w14:ligatures w14:val="standardContextual"/>
             </w:rPr>
           </w:pPr>
-          <w:hyperlink w:anchor="_Toc216257125" w:history="1">
+          <w:hyperlink w:anchor="_Toc216420787" w:history="1">
             <w:r>
               <w:rPr>
                 <w:rStyle w:val="Hyperlink"/>
@@ -789,7 +766,7 @@
                 <w:noProof/>
                 <w:lang w:val="pt-BR"/>
               </w:rPr>
-              <w:t>INTRODUÇÃO</w:t>
+              <w:t>1.1.1 Relevância do Tema</w:t>
             </w:r>
             <w:r>
               <w:rPr>
@@ -810,7 +787,7 @@
                 <w:noProof/>
                 <w:webHidden/>
               </w:rPr>
-              <w:instrText xml:space="preserve"> PAGEREF _Toc216257125 \h </w:instrText>
+              <w:instrText xml:space="preserve"> PAGEREF _Toc216420787 \h </w:instrText>
             </w:r>
             <w:r>
               <w:rPr>
@@ -856,7 +833,7 @@
               <w14:ligatures w14:val="standardContextual"/>
             </w:rPr>
           </w:pPr>
-          <w:hyperlink w:anchor="_Toc216257126" w:history="1">
+          <w:hyperlink w:anchor="_Toc216420788" w:history="1">
             <w:r>
               <w:rPr>
                 <w:rStyle w:val="Hyperlink"/>
@@ -864,7 +841,7 @@
                 <w:noProof/>
                 <w:lang w:val="pt-BR"/>
               </w:rPr>
-              <w:t>1.1.1 Relevância do Tema</w:t>
+              <w:t>1.1.2 Relevância Acadêmica</w:t>
             </w:r>
             <w:r>
               <w:rPr>
@@ -885,7 +862,7 @@
                 <w:noProof/>
                 <w:webHidden/>
               </w:rPr>
-              <w:instrText xml:space="preserve"> PAGEREF _Toc216257126 \h </w:instrText>
+              <w:instrText xml:space="preserve"> PAGEREF _Toc216420788 \h </w:instrText>
             </w:r>
             <w:r>
               <w:rPr>
@@ -931,7 +908,7 @@
               <w14:ligatures w14:val="standardContextual"/>
             </w:rPr>
           </w:pPr>
-          <w:hyperlink w:anchor="_Toc216257127" w:history="1">
+          <w:hyperlink w:anchor="_Toc216420789" w:history="1">
             <w:r>
               <w:rPr>
                 <w:rStyle w:val="Hyperlink"/>
@@ -939,7 +916,7 @@
                 <w:noProof/>
                 <w:lang w:val="pt-BR"/>
               </w:rPr>
-              <w:t>1.1.2 Relevância Acadêmica</w:t>
+              <w:t>1.1.3 Relevância Prática e Social</w:t>
             </w:r>
             <w:r>
               <w:rPr>
@@ -960,7 +937,7 @@
                 <w:noProof/>
                 <w:webHidden/>
               </w:rPr>
-              <w:instrText xml:space="preserve"> PAGEREF _Toc216257127 \h </w:instrText>
+              <w:instrText xml:space="preserve"> PAGEREF _Toc216420789 \h </w:instrText>
             </w:r>
             <w:r>
               <w:rPr>
@@ -1006,7 +983,7 @@
               <w14:ligatures w14:val="standardContextual"/>
             </w:rPr>
           </w:pPr>
-          <w:hyperlink w:anchor="_Toc216257128" w:history="1">
+          <w:hyperlink w:anchor="_Toc216420790" w:history="1">
             <w:r>
               <w:rPr>
                 <w:rStyle w:val="Hyperlink"/>
@@ -1014,7 +991,7 @@
                 <w:noProof/>
                 <w:lang w:val="pt-BR"/>
               </w:rPr>
-              <w:t>1.1.3 Relevância Prática e Social</w:t>
+              <w:t>DESENVOLVIMENTO</w:t>
             </w:r>
             <w:r>
               <w:rPr>
@@ -1035,7 +1012,7 @@
                 <w:noProof/>
                 <w:webHidden/>
               </w:rPr>
-              <w:instrText xml:space="preserve"> PAGEREF _Toc216257128 \h </w:instrText>
+              <w:instrText xml:space="preserve"> PAGEREF _Toc216420790 \h </w:instrText>
             </w:r>
             <w:r>
               <w:rPr>
@@ -1081,7 +1058,7 @@
               <w14:ligatures w14:val="standardContextual"/>
             </w:rPr>
           </w:pPr>
-          <w:hyperlink w:anchor="_Toc216257129" w:history="1">
+          <w:hyperlink w:anchor="_Toc216420791" w:history="1">
             <w:r>
               <w:rPr>
                 <w:rStyle w:val="Hyperlink"/>
@@ -1089,7 +1066,7 @@
                 <w:noProof/>
                 <w:lang w:val="pt-BR"/>
               </w:rPr>
-              <w:t>DESENVOLVIMENTO</w:t>
+              <w:t>2.1 Objetivo geral do sistema</w:t>
             </w:r>
             <w:r>
               <w:rPr>
@@ -1110,7 +1087,7 @@
                 <w:noProof/>
                 <w:webHidden/>
               </w:rPr>
-              <w:instrText xml:space="preserve"> PAGEREF _Toc216257129 \h </w:instrText>
+              <w:instrText xml:space="preserve"> PAGEREF _Toc216420791 \h </w:instrText>
             </w:r>
             <w:r>
               <w:rPr>
@@ -1156,7 +1133,7 @@
               <w14:ligatures w14:val="standardContextual"/>
             </w:rPr>
           </w:pPr>
-          <w:hyperlink w:anchor="_Toc216257130" w:history="1">
+          <w:hyperlink w:anchor="_Toc216420792" w:history="1">
             <w:r>
               <w:rPr>
                 <w:rStyle w:val="Hyperlink"/>
@@ -1164,7 +1141,7 @@
                 <w:noProof/>
                 <w:lang w:val="pt-BR"/>
               </w:rPr>
-              <w:t>2.1 Objetivo geral do sistema</w:t>
+              <w:t>2.2 Arquitetura geral</w:t>
             </w:r>
             <w:r>
               <w:rPr>
@@ -1185,7 +1162,7 @@
                 <w:noProof/>
                 <w:webHidden/>
               </w:rPr>
-              <w:instrText xml:space="preserve"> PAGEREF _Toc216257130 \h </w:instrText>
+              <w:instrText xml:space="preserve"> PAGEREF _Toc216420792 \h </w:instrText>
             </w:r>
             <w:r>
               <w:rPr>
@@ -1231,7 +1208,7 @@
               <w14:ligatures w14:val="standardContextual"/>
             </w:rPr>
           </w:pPr>
-          <w:hyperlink w:anchor="_Toc216257131" w:history="1">
+          <w:hyperlink w:anchor="_Toc216420793" w:history="1">
             <w:r>
               <w:rPr>
                 <w:rStyle w:val="Hyperlink"/>
@@ -1239,7 +1216,16 @@
                 <w:noProof/>
                 <w:lang w:val="pt-BR"/>
               </w:rPr>
-              <w:t>2.2 Arquitetura geral</w:t>
+              <w:t xml:space="preserve">2.3 </w:t>
+            </w:r>
+            <w:r>
+              <w:rPr>
+                <w:rStyle w:val="Hyperlink"/>
+                <w:rFonts w:ascii="Arial" w:eastAsiaTheme="minorHAnsi" w:hAnsi="Arial" w:cs="Arial"/>
+                <w:noProof/>
+                <w:lang w:val="pt-BR"/>
+              </w:rPr>
+              <w:t>Tecnologias Utilizadas</w:t>
             </w:r>
             <w:r>
               <w:rPr>
@@ -1260,7 +1246,7 @@
                 <w:noProof/>
                 <w:webHidden/>
               </w:rPr>
-              <w:instrText xml:space="preserve"> PAGEREF _Toc216257131 \h </w:instrText>
+              <w:instrText xml:space="preserve"> PAGEREF _Toc216420793 \h </w:instrText>
             </w:r>
             <w:r>
               <w:rPr>
@@ -1280,7 +1266,7 @@
                 <w:noProof/>
                 <w:webHidden/>
               </w:rPr>
-              <w:t>6</w:t>
+              <w:t>7</w:t>
             </w:r>
             <w:r>
               <w:rPr>
@@ -1306,7 +1292,7 @@
               <w14:ligatures w14:val="standardContextual"/>
             </w:rPr>
           </w:pPr>
-          <w:hyperlink w:anchor="_Toc216257132" w:history="1">
+          <w:hyperlink w:anchor="_Toc216420794" w:history="1">
             <w:r>
               <w:rPr>
                 <w:rStyle w:val="Hyperlink"/>
@@ -1314,16 +1300,7 @@
                 <w:noProof/>
                 <w:lang w:val="pt-BR"/>
               </w:rPr>
-              <w:t xml:space="preserve">2.3 </w:t>
-            </w:r>
-            <w:r>
-              <w:rPr>
-                <w:rStyle w:val="Hyperlink"/>
-                <w:rFonts w:ascii="Arial" w:eastAsiaTheme="minorHAnsi" w:hAnsi="Arial" w:cs="Arial"/>
-                <w:noProof/>
-                <w:lang w:val="pt-BR"/>
-              </w:rPr>
-              <w:t>Tecnologias Utilizadas</w:t>
+              <w:t>2.4 Requisitos funcionais</w:t>
             </w:r>
             <w:r>
               <w:rPr>
@@ -1344,7 +1321,7 @@
                 <w:noProof/>
                 <w:webHidden/>
               </w:rPr>
-              <w:instrText xml:space="preserve"> PAGEREF _Toc216257132 \h </w:instrText>
+              <w:instrText xml:space="preserve"> PAGEREF _Toc216420794 \h </w:instrText>
             </w:r>
             <w:r>
               <w:rPr>
@@ -1390,15 +1367,23 @@
               <w14:ligatures w14:val="standardContextual"/>
             </w:rPr>
           </w:pPr>
-          <w:hyperlink w:anchor="_Toc216257133" w:history="1">
+          <w:hyperlink w:anchor="_Toc216420795" w:history="1">
             <w:r>
               <w:rPr>
                 <w:rStyle w:val="Hyperlink"/>
-                <w:rFonts w:ascii="Arial" w:hAnsi="Arial" w:cs="Arial"/>
-                <w:noProof/>
-                <w:lang w:val="pt-BR"/>
-              </w:rPr>
-              <w:t>2.4 Requisitos funcionais</w:t>
+                <w:rFonts w:ascii="Arial" w:eastAsia="Times New Roman" w:hAnsi="Arial" w:cs="Arial"/>
+                <w:noProof/>
+              </w:rPr>
+              <w:t xml:space="preserve">Código Requisito: # RF01 - </w:t>
+            </w:r>
+            <w:r>
+              <w:rPr>
+                <w:rStyle w:val="Hyperlink"/>
+                <w:rFonts w:ascii="Arial" w:eastAsia="Times New Roman" w:hAnsi="Arial" w:cs="Arial"/>
+                <w:noProof/>
+                <w:bdr w:val="none" w:sz="0" w:space="0" w:color="auto" w:frame="1"/>
+              </w:rPr>
+              <w:t>Controle de Contas Bancárias e Cartões</w:t>
             </w:r>
             <w:r>
               <w:rPr>
@@ -1419,7 +1404,7 @@
                 <w:noProof/>
                 <w:webHidden/>
               </w:rPr>
-              <w:instrText xml:space="preserve"> PAGEREF _Toc216257133 \h </w:instrText>
+              <w:instrText xml:space="preserve"> PAGEREF _Toc216420795 \h </w:instrText>
             </w:r>
             <w:r>
               <w:rPr>
@@ -1439,7 +1424,7 @@
                 <w:noProof/>
                 <w:webHidden/>
               </w:rPr>
-              <w:t>7</w:t>
+              <w:t>8</w:t>
             </w:r>
             <w:r>
               <w:rPr>
@@ -1465,14 +1450,14 @@
               <w14:ligatures w14:val="standardContextual"/>
             </w:rPr>
           </w:pPr>
-          <w:hyperlink w:anchor="_Toc216257134" w:history="1">
+          <w:hyperlink w:anchor="_Toc216420796" w:history="1">
             <w:r>
               <w:rPr>
                 <w:rStyle w:val="Hyperlink"/>
                 <w:rFonts w:ascii="Arial" w:eastAsia="Times New Roman" w:hAnsi="Arial" w:cs="Arial"/>
                 <w:noProof/>
               </w:rPr>
-              <w:t xml:space="preserve">Código Requisito: # RF01 - </w:t>
+              <w:t xml:space="preserve">Código Requisito: # RF02 – </w:t>
             </w:r>
             <w:r>
               <w:rPr>
@@ -1481,7 +1466,7 @@
                 <w:noProof/>
                 <w:bdr w:val="none" w:sz="0" w:space="0" w:color="auto" w:frame="1"/>
               </w:rPr>
-              <w:t>Controle de Contas Bancárias e Cartões</w:t>
+              <w:t>Projeção</w:t>
             </w:r>
             <w:r>
               <w:rPr>
@@ -1502,7 +1487,7 @@
                 <w:noProof/>
                 <w:webHidden/>
               </w:rPr>
-              <w:instrText xml:space="preserve"> PAGEREF _Toc216257134 \h </w:instrText>
+              <w:instrText xml:space="preserve"> PAGEREF _Toc216420796 \h </w:instrText>
             </w:r>
             <w:r>
               <w:rPr>
@@ -1522,7 +1507,7 @@
                 <w:noProof/>
                 <w:webHidden/>
               </w:rPr>
-              <w:t>8</w:t>
+              <w:t>9</w:t>
             </w:r>
             <w:r>
               <w:rPr>
@@ -1548,14 +1533,14 @@
               <w14:ligatures w14:val="standardContextual"/>
             </w:rPr>
           </w:pPr>
-          <w:hyperlink w:anchor="_Toc216257135" w:history="1">
+          <w:hyperlink w:anchor="_Toc216420797" w:history="1">
             <w:r>
               <w:rPr>
                 <w:rStyle w:val="Hyperlink"/>
                 <w:rFonts w:ascii="Arial" w:eastAsia="Times New Roman" w:hAnsi="Arial" w:cs="Arial"/>
                 <w:noProof/>
               </w:rPr>
-              <w:t xml:space="preserve">Código Requisito: # RF02 – </w:t>
+              <w:t xml:space="preserve">Código Requisito: # RF03 - </w:t>
             </w:r>
             <w:r>
               <w:rPr>
@@ -1564,7 +1549,7 @@
                 <w:noProof/>
                 <w:bdr w:val="none" w:sz="0" w:space="0" w:color="auto" w:frame="1"/>
               </w:rPr>
-              <w:t>Projeção</w:t>
+              <w:t>Controle de Receitas e Despesas</w:t>
             </w:r>
             <w:r>
               <w:rPr>
@@ -1585,7 +1570,7 @@
                 <w:noProof/>
                 <w:webHidden/>
               </w:rPr>
-              <w:instrText xml:space="preserve"> PAGEREF _Toc216257135 \h </w:instrText>
+              <w:instrText xml:space="preserve"> PAGEREF _Toc216420797 \h </w:instrText>
             </w:r>
             <w:r>
               <w:rPr>
@@ -1605,7 +1590,7 @@
                 <w:noProof/>
                 <w:webHidden/>
               </w:rPr>
-              <w:t>9</w:t>
+              <w:t>10</w:t>
             </w:r>
             <w:r>
               <w:rPr>
@@ -1631,14 +1616,14 @@
               <w14:ligatures w14:val="standardContextual"/>
             </w:rPr>
           </w:pPr>
-          <w:hyperlink w:anchor="_Toc216257136" w:history="1">
+          <w:hyperlink w:anchor="_Toc216420798" w:history="1">
             <w:r>
               <w:rPr>
                 <w:rStyle w:val="Hyperlink"/>
                 <w:rFonts w:ascii="Arial" w:eastAsia="Times New Roman" w:hAnsi="Arial" w:cs="Arial"/>
                 <w:noProof/>
               </w:rPr>
-              <w:t xml:space="preserve">Código Requisito: # RF03 - </w:t>
+              <w:t xml:space="preserve">Código Requisito: # RF04 - </w:t>
             </w:r>
             <w:r>
               <w:rPr>
@@ -1647,7 +1632,7 @@
                 <w:noProof/>
                 <w:bdr w:val="none" w:sz="0" w:space="0" w:color="auto" w:frame="1"/>
               </w:rPr>
-              <w:t>Controle de Receitas e Despesas</w:t>
+              <w:t>Login no Sistema</w:t>
             </w:r>
             <w:r>
               <w:rPr>
@@ -1668,7 +1653,7 @@
                 <w:noProof/>
                 <w:webHidden/>
               </w:rPr>
-              <w:instrText xml:space="preserve"> PAGEREF _Toc216257136 \h </w:instrText>
+              <w:instrText xml:space="preserve"> PAGEREF _Toc216420798 \h </w:instrText>
             </w:r>
             <w:r>
               <w:rPr>
@@ -1688,7 +1673,7 @@
                 <w:noProof/>
                 <w:webHidden/>
               </w:rPr>
-              <w:t>10</w:t>
+              <w:t>11</w:t>
             </w:r>
             <w:r>
               <w:rPr>
@@ -1714,14 +1699,14 @@
               <w14:ligatures w14:val="standardContextual"/>
             </w:rPr>
           </w:pPr>
-          <w:hyperlink w:anchor="_Toc216257137" w:history="1">
+          <w:hyperlink w:anchor="_Toc216420799" w:history="1">
             <w:r>
               <w:rPr>
                 <w:rStyle w:val="Hyperlink"/>
                 <w:rFonts w:ascii="Arial" w:eastAsia="Times New Roman" w:hAnsi="Arial" w:cs="Arial"/>
                 <w:noProof/>
               </w:rPr>
-              <w:t xml:space="preserve">Código Requisito: # RF04 - </w:t>
+              <w:t xml:space="preserve">Código Requisito: # RF05 - </w:t>
             </w:r>
             <w:r>
               <w:rPr>
@@ -1730,7 +1715,7 @@
                 <w:noProof/>
                 <w:bdr w:val="none" w:sz="0" w:space="0" w:color="auto" w:frame="1"/>
               </w:rPr>
-              <w:t>Login no Sistema</w:t>
+              <w:t>Cadastro de Conta de Usuário</w:t>
             </w:r>
             <w:r>
               <w:rPr>
@@ -1751,7 +1736,7 @@
                 <w:noProof/>
                 <w:webHidden/>
               </w:rPr>
-              <w:instrText xml:space="preserve"> PAGEREF _Toc216257137 \h </w:instrText>
+              <w:instrText xml:space="preserve"> PAGEREF _Toc216420799 \h </w:instrText>
             </w:r>
             <w:r>
               <w:rPr>
@@ -1771,7 +1756,7 @@
                 <w:noProof/>
                 <w:webHidden/>
               </w:rPr>
-              <w:t>11</w:t>
+              <w:t>12</w:t>
             </w:r>
             <w:r>
               <w:rPr>
@@ -1797,14 +1782,14 @@
               <w14:ligatures w14:val="standardContextual"/>
             </w:rPr>
           </w:pPr>
-          <w:hyperlink w:anchor="_Toc216257138" w:history="1">
+          <w:hyperlink w:anchor="_Toc216420800" w:history="1">
             <w:r>
               <w:rPr>
                 <w:rStyle w:val="Hyperlink"/>
                 <w:rFonts w:ascii="Arial" w:eastAsia="Times New Roman" w:hAnsi="Arial" w:cs="Arial"/>
                 <w:noProof/>
               </w:rPr>
-              <w:t xml:space="preserve">Código Requisito: # RF05 - </w:t>
+              <w:t xml:space="preserve">Código Requisito: # RF06 - </w:t>
             </w:r>
             <w:r>
               <w:rPr>
@@ -1813,7 +1798,7 @@
                 <w:noProof/>
                 <w:bdr w:val="none" w:sz="0" w:space="0" w:color="auto" w:frame="1"/>
               </w:rPr>
-              <w:t>Cadastro de Conta de Usuário</w:t>
+              <w:t>Alterar Senha</w:t>
             </w:r>
             <w:r>
               <w:rPr>
@@ -1834,7 +1819,7 @@
                 <w:noProof/>
                 <w:webHidden/>
               </w:rPr>
-              <w:instrText xml:space="preserve"> PAGEREF _Toc216257138 \h </w:instrText>
+              <w:instrText xml:space="preserve"> PAGEREF _Toc216420800 \h </w:instrText>
             </w:r>
             <w:r>
               <w:rPr>
@@ -1854,7 +1839,7 @@
                 <w:noProof/>
                 <w:webHidden/>
               </w:rPr>
-              <w:t>12</w:t>
+              <w:t>13</w:t>
             </w:r>
             <w:r>
               <w:rPr>
@@ -1880,14 +1865,14 @@
               <w14:ligatures w14:val="standardContextual"/>
             </w:rPr>
           </w:pPr>
-          <w:hyperlink w:anchor="_Toc216257139" w:history="1">
+          <w:hyperlink w:anchor="_Toc216420801" w:history="1">
             <w:r>
               <w:rPr>
                 <w:rStyle w:val="Hyperlink"/>
                 <w:rFonts w:ascii="Arial" w:eastAsia="Times New Roman" w:hAnsi="Arial" w:cs="Arial"/>
                 <w:noProof/>
               </w:rPr>
-              <w:t xml:space="preserve">Código Requisito: # RF06 - </w:t>
+              <w:t xml:space="preserve">Código Requisito: # RF07 - </w:t>
             </w:r>
             <w:r>
               <w:rPr>
@@ -1896,7 +1881,7 @@
                 <w:noProof/>
                 <w:bdr w:val="none" w:sz="0" w:space="0" w:color="auto" w:frame="1"/>
               </w:rPr>
-              <w:t>Alterar Senha</w:t>
+              <w:t>Acesso à Área Educacional</w:t>
             </w:r>
             <w:r>
               <w:rPr>
@@ -1917,7 +1902,7 @@
                 <w:noProof/>
                 <w:webHidden/>
               </w:rPr>
-              <w:instrText xml:space="preserve"> PAGEREF _Toc216257139 \h </w:instrText>
+              <w:instrText xml:space="preserve"> PAGEREF _Toc216420801 \h </w:instrText>
             </w:r>
             <w:r>
               <w:rPr>
@@ -1937,7 +1922,7 @@
                 <w:noProof/>
                 <w:webHidden/>
               </w:rPr>
-              <w:t>13</w:t>
+              <w:t>14</w:t>
             </w:r>
             <w:r>
               <w:rPr>
@@ -1963,23 +1948,14 @@
               <w14:ligatures w14:val="standardContextual"/>
             </w:rPr>
           </w:pPr>
-          <w:hyperlink w:anchor="_Toc216257140" w:history="1">
+          <w:hyperlink w:anchor="_Toc216420802" w:history="1">
             <w:r>
               <w:rPr>
                 <w:rStyle w:val="Hyperlink"/>
                 <w:rFonts w:ascii="Arial" w:eastAsia="Times New Roman" w:hAnsi="Arial" w:cs="Arial"/>
                 <w:noProof/>
               </w:rPr>
-              <w:t xml:space="preserve">Código Requisito: # RF07 - </w:t>
-            </w:r>
-            <w:r>
-              <w:rPr>
-                <w:rStyle w:val="Hyperlink"/>
-                <w:rFonts w:ascii="Arial" w:eastAsia="Times New Roman" w:hAnsi="Arial" w:cs="Arial"/>
-                <w:noProof/>
-                <w:bdr w:val="none" w:sz="0" w:space="0" w:color="auto" w:frame="1"/>
-              </w:rPr>
-              <w:t>Acesso à Área Educacional</w:t>
+              <w:t>Código Requisito: # RF08 – Sistema de notificação</w:t>
             </w:r>
             <w:r>
               <w:rPr>
@@ -2000,7 +1976,7 @@
                 <w:noProof/>
                 <w:webHidden/>
               </w:rPr>
-              <w:instrText xml:space="preserve"> PAGEREF _Toc216257140 \h </w:instrText>
+              <w:instrText xml:space="preserve"> PAGEREF _Toc216420802 \h </w:instrText>
             </w:r>
             <w:r>
               <w:rPr>
@@ -2020,7 +1996,7 @@
                 <w:noProof/>
                 <w:webHidden/>
               </w:rPr>
-              <w:t>14</w:t>
+              <w:t>15</w:t>
             </w:r>
             <w:r>
               <w:rPr>
@@ -2046,14 +2022,15 @@
               <w14:ligatures w14:val="standardContextual"/>
             </w:rPr>
           </w:pPr>
-          <w:hyperlink w:anchor="_Toc216257141" w:history="1">
+          <w:hyperlink w:anchor="_Toc216420803" w:history="1">
             <w:r>
               <w:rPr>
                 <w:rStyle w:val="Hyperlink"/>
-                <w:rFonts w:ascii="Arial" w:eastAsia="Times New Roman" w:hAnsi="Arial" w:cs="Arial"/>
-                <w:noProof/>
-              </w:rPr>
-              <w:t>Código Requisito: # RF08 – Sistema de notificação</w:t>
+                <w:rFonts w:ascii="Arial" w:hAnsi="Arial" w:cs="Arial"/>
+                <w:noProof/>
+                <w:lang w:val="pt-BR"/>
+              </w:rPr>
+              <w:t>2.5 Requisitos Não Funcionais</w:t>
             </w:r>
             <w:r>
               <w:rPr>
@@ -2074,7 +2051,7 @@
                 <w:noProof/>
                 <w:webHidden/>
               </w:rPr>
-              <w:instrText xml:space="preserve"> PAGEREF _Toc216257141 \h </w:instrText>
+              <w:instrText xml:space="preserve"> PAGEREF _Toc216420803 \h </w:instrText>
             </w:r>
             <w:r>
               <w:rPr>
@@ -2094,7 +2071,7 @@
                 <w:noProof/>
                 <w:webHidden/>
               </w:rPr>
-              <w:t>15</w:t>
+              <w:t>16</w:t>
             </w:r>
             <w:r>
               <w:rPr>
@@ -2120,15 +2097,14 @@
               <w14:ligatures w14:val="standardContextual"/>
             </w:rPr>
           </w:pPr>
-          <w:hyperlink w:anchor="_Toc216257142" w:history="1">
+          <w:hyperlink w:anchor="_Toc216420804" w:history="1">
             <w:r>
               <w:rPr>
                 <w:rStyle w:val="Hyperlink"/>
                 <w:rFonts w:ascii="Arial" w:hAnsi="Arial" w:cs="Arial"/>
                 <w:noProof/>
-                <w:lang w:val="pt-BR"/>
-              </w:rPr>
-              <w:t>2.5 Requisitos Não Funcionais</w:t>
+              </w:rPr>
+              <w:t>2.5.1 - Desempenho:</w:t>
             </w:r>
             <w:r>
               <w:rPr>
@@ -2149,7 +2125,7 @@
                 <w:noProof/>
                 <w:webHidden/>
               </w:rPr>
-              <w:instrText xml:space="preserve"> PAGEREF _Toc216257142 \h </w:instrText>
+              <w:instrText xml:space="preserve"> PAGEREF _Toc216420804 \h </w:instrText>
             </w:r>
             <w:r>
               <w:rPr>
@@ -2195,14 +2171,14 @@
               <w14:ligatures w14:val="standardContextual"/>
             </w:rPr>
           </w:pPr>
-          <w:hyperlink w:anchor="_Toc216257143" w:history="1">
+          <w:hyperlink w:anchor="_Toc216420805" w:history="1">
             <w:r>
               <w:rPr>
                 <w:rStyle w:val="Hyperlink"/>
                 <w:rFonts w:ascii="Arial" w:hAnsi="Arial" w:cs="Arial"/>
                 <w:noProof/>
               </w:rPr>
-              <w:t>2.5.1 - Desempenho:</w:t>
+              <w:t>2.5.2 - Segurança:</w:t>
             </w:r>
             <w:r>
               <w:rPr>
@@ -2223,7 +2199,7 @@
                 <w:noProof/>
                 <w:webHidden/>
               </w:rPr>
-              <w:instrText xml:space="preserve"> PAGEREF _Toc216257143 \h </w:instrText>
+              <w:instrText xml:space="preserve"> PAGEREF _Toc216420805 \h </w:instrText>
             </w:r>
             <w:r>
               <w:rPr>
@@ -2269,14 +2245,15 @@
               <w14:ligatures w14:val="standardContextual"/>
             </w:rPr>
           </w:pPr>
-          <w:hyperlink w:anchor="_Toc216257144" w:history="1">
+          <w:hyperlink w:anchor="_Toc216420806" w:history="1">
             <w:r>
               <w:rPr>
                 <w:rStyle w:val="Hyperlink"/>
-                <w:rFonts w:ascii="Arial" w:hAnsi="Arial" w:cs="Arial"/>
-                <w:noProof/>
-              </w:rPr>
-              <w:t>2.5.2 - Segurança:</w:t>
+                <w:rFonts w:ascii="Arial" w:eastAsia="Times New Roman" w:hAnsi="Arial" w:cs="Arial"/>
+                <w:noProof/>
+                <w:bdr w:val="none" w:sz="0" w:space="0" w:color="auto" w:frame="1"/>
+              </w:rPr>
+              <w:t>2.5.3 - Usabilidade e Interface:</w:t>
             </w:r>
             <w:r>
               <w:rPr>
@@ -2297,7 +2274,7 @@
                 <w:noProof/>
                 <w:webHidden/>
               </w:rPr>
-              <w:instrText xml:space="preserve"> PAGEREF _Toc216257144 \h </w:instrText>
+              <w:instrText xml:space="preserve"> PAGEREF _Toc216420806 \h </w:instrText>
             </w:r>
             <w:r>
               <w:rPr>
@@ -2343,7 +2320,7 @@
               <w14:ligatures w14:val="standardContextual"/>
             </w:rPr>
           </w:pPr>
-          <w:hyperlink w:anchor="_Toc216257145" w:history="1">
+          <w:hyperlink w:anchor="_Toc216420807" w:history="1">
             <w:r>
               <w:rPr>
                 <w:rStyle w:val="Hyperlink"/>
@@ -2351,7 +2328,7 @@
                 <w:noProof/>
                 <w:bdr w:val="none" w:sz="0" w:space="0" w:color="auto" w:frame="1"/>
               </w:rPr>
-              <w:t>2.5.3 - Usabilidade e Interface:</w:t>
+              <w:t>2.5.4 - Confiabilidade:</w:t>
             </w:r>
             <w:r>
               <w:rPr>
@@ -2372,7 +2349,7 @@
                 <w:noProof/>
                 <w:webHidden/>
               </w:rPr>
-              <w:instrText xml:space="preserve"> PAGEREF _Toc216257145 \h </w:instrText>
+              <w:instrText xml:space="preserve"> PAGEREF _Toc216420807 \h </w:instrText>
             </w:r>
             <w:r>
               <w:rPr>
@@ -2392,7 +2369,7 @@
                 <w:noProof/>
                 <w:webHidden/>
               </w:rPr>
-              <w:t>16</w:t>
+              <w:t>17</w:t>
             </w:r>
             <w:r>
               <w:rPr>
@@ -2418,7 +2395,7 @@
               <w14:ligatures w14:val="standardContextual"/>
             </w:rPr>
           </w:pPr>
-          <w:hyperlink w:anchor="_Toc216257146" w:history="1">
+          <w:hyperlink w:anchor="_Toc216420808" w:history="1">
             <w:r>
               <w:rPr>
                 <w:rStyle w:val="Hyperlink"/>
@@ -2426,7 +2403,7 @@
                 <w:noProof/>
                 <w:bdr w:val="none" w:sz="0" w:space="0" w:color="auto" w:frame="1"/>
               </w:rPr>
-              <w:t>2.5.4 - Confiabilidade:</w:t>
+              <w:t>2.5.5 - Compatibilidade:</w:t>
             </w:r>
             <w:r>
               <w:rPr>
@@ -2447,7 +2424,7 @@
                 <w:noProof/>
                 <w:webHidden/>
               </w:rPr>
-              <w:instrText xml:space="preserve"> PAGEREF _Toc216257146 \h </w:instrText>
+              <w:instrText xml:space="preserve"> PAGEREF _Toc216420808 \h </w:instrText>
             </w:r>
             <w:r>
               <w:rPr>
@@ -2493,15 +2470,25 @@
               <w14:ligatures w14:val="standardContextual"/>
             </w:rPr>
           </w:pPr>
-          <w:hyperlink w:anchor="_Toc216257147" w:history="1">
+          <w:hyperlink w:anchor="_Toc216420809" w:history="1">
             <w:r>
               <w:rPr>
                 <w:rStyle w:val="Hyperlink"/>
                 <w:rFonts w:ascii="Arial" w:eastAsia="Times New Roman" w:hAnsi="Arial" w:cs="Arial"/>
                 <w:noProof/>
                 <w:bdr w:val="none" w:sz="0" w:space="0" w:color="auto" w:frame="1"/>
-              </w:rPr>
-              <w:t>2.5.5 - Compatibilidade:</w:t>
+                <w:lang w:val="pt-BR"/>
+              </w:rPr>
+              <w:t xml:space="preserve">2.5.6 </w:t>
+            </w:r>
+            <w:r>
+              <w:rPr>
+                <w:rStyle w:val="Hyperlink"/>
+                <w:rFonts w:ascii="Arial" w:hAnsi="Arial" w:cs="Arial"/>
+                <w:noProof/>
+                <w:lang w:val="pt-BR"/>
+              </w:rPr>
+              <w:t>- Transparência e Feedback ao Usuário:</w:t>
             </w:r>
             <w:r>
               <w:rPr>
@@ -2522,7 +2509,7 @@
                 <w:noProof/>
                 <w:webHidden/>
               </w:rPr>
-              <w:instrText xml:space="preserve"> PAGEREF _Toc216257147 \h </w:instrText>
+              <w:instrText xml:space="preserve"> PAGEREF _Toc216420809 \h </w:instrText>
             </w:r>
             <w:r>
               <w:rPr>
@@ -2568,25 +2555,15 @@
               <w14:ligatures w14:val="standardContextual"/>
             </w:rPr>
           </w:pPr>
-          <w:hyperlink w:anchor="_Toc216257148" w:history="1">
+          <w:hyperlink w:anchor="_Toc216420810" w:history="1">
             <w:r>
               <w:rPr>
                 <w:rStyle w:val="Hyperlink"/>
-                <w:rFonts w:ascii="Arial" w:eastAsia="Times New Roman" w:hAnsi="Arial" w:cs="Arial"/>
-                <w:noProof/>
-                <w:bdr w:val="none" w:sz="0" w:space="0" w:color="auto" w:frame="1"/>
+                <w:rFonts w:ascii="Arial" w:hAnsi="Arial" w:cs="Arial"/>
+                <w:noProof/>
                 <w:lang w:val="pt-BR"/>
               </w:rPr>
-              <w:t xml:space="preserve">2.5.6 </w:t>
-            </w:r>
-            <w:r>
-              <w:rPr>
-                <w:rStyle w:val="Hyperlink"/>
-                <w:rFonts w:ascii="Arial" w:hAnsi="Arial" w:cs="Arial"/>
-                <w:noProof/>
-                <w:lang w:val="pt-BR"/>
-              </w:rPr>
-              <w:t>- Transparência e Feedback ao Usuário:</w:t>
+              <w:t>2.6 Imagens do sistema</w:t>
             </w:r>
             <w:r>
               <w:rPr>
@@ -2607,7 +2584,7 @@
                 <w:noProof/>
                 <w:webHidden/>
               </w:rPr>
-              <w:instrText xml:space="preserve"> PAGEREF _Toc216257148 \h </w:instrText>
+              <w:instrText xml:space="preserve"> PAGEREF _Toc216420810 \h </w:instrText>
             </w:r>
             <w:r>
               <w:rPr>
@@ -2627,7 +2604,7 @@
                 <w:noProof/>
                 <w:webHidden/>
               </w:rPr>
-              <w:t>17</w:t>
+              <w:t>18</w:t>
             </w:r>
             <w:r>
               <w:rPr>
@@ -2653,7 +2630,7 @@
               <w14:ligatures w14:val="standardContextual"/>
             </w:rPr>
           </w:pPr>
-          <w:hyperlink w:anchor="_Toc216257149" w:history="1">
+          <w:hyperlink w:anchor="_Toc216420811" w:history="1">
             <w:r>
               <w:rPr>
                 <w:rStyle w:val="Hyperlink"/>
@@ -2661,7 +2638,7 @@
                 <w:noProof/>
                 <w:lang w:val="pt-BR"/>
               </w:rPr>
-              <w:t>2.6 Imagens do sistema</w:t>
+              <w:t>2.6.1 – Tela de Login</w:t>
             </w:r>
             <w:r>
               <w:rPr>
@@ -2682,7 +2659,7 @@
                 <w:noProof/>
                 <w:webHidden/>
               </w:rPr>
-              <w:instrText xml:space="preserve"> PAGEREF _Toc216257149 \h </w:instrText>
+              <w:instrText xml:space="preserve"> PAGEREF _Toc216420811 \h </w:instrText>
             </w:r>
             <w:r>
               <w:rPr>
@@ -2728,7 +2705,7 @@
               <w14:ligatures w14:val="standardContextual"/>
             </w:rPr>
           </w:pPr>
-          <w:hyperlink w:anchor="_Toc216257150" w:history="1">
+          <w:hyperlink w:anchor="_Toc216420812" w:history="1">
             <w:r>
               <w:rPr>
                 <w:rStyle w:val="Hyperlink"/>
@@ -2736,7 +2713,7 @@
                 <w:noProof/>
                 <w:lang w:val="pt-BR"/>
               </w:rPr>
-              <w:t>2.6.1 – Tela de Login</w:t>
+              <w:t>2.6.2 – Tela e cadastro de usuário</w:t>
             </w:r>
             <w:r>
               <w:rPr>
@@ -2757,7 +2734,7 @@
                 <w:noProof/>
                 <w:webHidden/>
               </w:rPr>
-              <w:instrText xml:space="preserve"> PAGEREF _Toc216257150 \h </w:instrText>
+              <w:instrText xml:space="preserve"> PAGEREF _Toc216420812 \h </w:instrText>
             </w:r>
             <w:r>
               <w:rPr>
@@ -2803,7 +2780,7 @@
               <w14:ligatures w14:val="standardContextual"/>
             </w:rPr>
           </w:pPr>
-          <w:hyperlink w:anchor="_Toc216257151" w:history="1">
+          <w:hyperlink w:anchor="_Toc216420813" w:history="1">
             <w:r>
               <w:rPr>
                 <w:rStyle w:val="Hyperlink"/>
@@ -2811,7 +2788,7 @@
                 <w:noProof/>
                 <w:lang w:val="pt-BR"/>
               </w:rPr>
-              <w:t>2.6.2 – Tela e cadastro de usuário</w:t>
+              <w:t>2.6.3 – Tela de menu (Dashboard)</w:t>
             </w:r>
             <w:r>
               <w:rPr>
@@ -2832,7 +2809,7 @@
                 <w:noProof/>
                 <w:webHidden/>
               </w:rPr>
-              <w:instrText xml:space="preserve"> PAGEREF _Toc216257151 \h </w:instrText>
+              <w:instrText xml:space="preserve"> PAGEREF _Toc216420813 \h </w:instrText>
             </w:r>
             <w:r>
               <w:rPr>
@@ -2878,7 +2855,7 @@
               <w14:ligatures w14:val="standardContextual"/>
             </w:rPr>
           </w:pPr>
-          <w:hyperlink w:anchor="_Toc216257152" w:history="1">
+          <w:hyperlink w:anchor="_Toc216420814" w:history="1">
             <w:r>
               <w:rPr>
                 <w:rStyle w:val="Hyperlink"/>
@@ -2886,7 +2863,7 @@
                 <w:noProof/>
                 <w:lang w:val="pt-BR"/>
               </w:rPr>
-              <w:t>2.6.3 – Tela de menu (Dashboard)</w:t>
+              <w:t>2.6.4 – Tela de cartões de crédito e conta bancária</w:t>
             </w:r>
             <w:r>
               <w:rPr>
@@ -2907,7 +2884,7 @@
                 <w:noProof/>
                 <w:webHidden/>
               </w:rPr>
-              <w:instrText xml:space="preserve"> PAGEREF _Toc216257152 \h </w:instrText>
+              <w:instrText xml:space="preserve"> PAGEREF _Toc216420814 \h </w:instrText>
             </w:r>
             <w:r>
               <w:rPr>
@@ -2953,7 +2930,7 @@
               <w14:ligatures w14:val="standardContextual"/>
             </w:rPr>
           </w:pPr>
-          <w:hyperlink w:anchor="_Toc216257153" w:history="1">
+          <w:hyperlink w:anchor="_Toc216420815" w:history="1">
             <w:r>
               <w:rPr>
                 <w:rStyle w:val="Hyperlink"/>
@@ -2961,7 +2938,7 @@
                 <w:noProof/>
                 <w:lang w:val="pt-BR"/>
               </w:rPr>
-              <w:t>2.6.4 – Tela de cartões de crédito e conta bancária</w:t>
+              <w:t>2.6.5 – Tela de despesas e receita</w:t>
             </w:r>
             <w:r>
               <w:rPr>
@@ -2982,7 +2959,7 @@
                 <w:noProof/>
                 <w:webHidden/>
               </w:rPr>
-              <w:instrText xml:space="preserve"> PAGEREF _Toc216257153 \h </w:instrText>
+              <w:instrText xml:space="preserve"> PAGEREF _Toc216420815 \h </w:instrText>
             </w:r>
             <w:r>
               <w:rPr>
@@ -3028,14 +3005,14 @@
               <w14:ligatures w14:val="standardContextual"/>
             </w:rPr>
           </w:pPr>
-          <w:hyperlink w:anchor="_Toc216257154" w:history="1">
+          <w:hyperlink w:anchor="_Toc216420816" w:history="1">
             <w:r>
               <w:rPr>
                 <w:rStyle w:val="Hyperlink"/>
                 <w:rFonts w:ascii="Arial" w:hAnsi="Arial" w:cs="Arial"/>
                 <w:noProof/>
               </w:rPr>
-              <w:t>2.6.5 – Tela de despesas e receita</w:t>
+              <w:t>2.6.6 – Tela de projeção</w:t>
             </w:r>
             <w:r>
               <w:rPr>
@@ -3056,7 +3033,7 @@
                 <w:noProof/>
                 <w:webHidden/>
               </w:rPr>
-              <w:instrText xml:space="preserve"> PAGEREF _Toc216257154 \h </w:instrText>
+              <w:instrText xml:space="preserve"> PAGEREF _Toc216420816 \h </w:instrText>
             </w:r>
             <w:r>
               <w:rPr>
@@ -3102,14 +3079,15 @@
               <w14:ligatures w14:val="standardContextual"/>
             </w:rPr>
           </w:pPr>
-          <w:hyperlink w:anchor="_Toc216257155" w:history="1">
+          <w:hyperlink w:anchor="_Toc216420817" w:history="1">
             <w:r>
               <w:rPr>
                 <w:rStyle w:val="Hyperlink"/>
                 <w:rFonts w:ascii="Arial" w:hAnsi="Arial" w:cs="Arial"/>
                 <w:noProof/>
-              </w:rPr>
-              <w:t>2.6.6 – Tela de projeção</w:t>
+                <w:lang w:val="pt-BR"/>
+              </w:rPr>
+              <w:t>2.6.7 – Tela de Educação Financeira</w:t>
             </w:r>
             <w:r>
               <w:rPr>
@@ -3130,7 +3108,7 @@
                 <w:noProof/>
                 <w:webHidden/>
               </w:rPr>
-              <w:instrText xml:space="preserve"> PAGEREF _Toc216257155 \h </w:instrText>
+              <w:instrText xml:space="preserve"> PAGEREF _Toc216420817 \h </w:instrText>
             </w:r>
             <w:r>
               <w:rPr>
@@ -3176,7 +3154,7 @@
               <w14:ligatures w14:val="standardContextual"/>
             </w:rPr>
           </w:pPr>
-          <w:hyperlink w:anchor="_Toc216257156" w:history="1">
+          <w:hyperlink w:anchor="_Toc216420818" w:history="1">
             <w:r>
               <w:rPr>
                 <w:rStyle w:val="Hyperlink"/>
@@ -3205,7 +3183,7 @@
                 <w:noProof/>
                 <w:webHidden/>
               </w:rPr>
-              <w:instrText xml:space="preserve"> PAGEREF _Toc216257156 \h </w:instrText>
+              <w:instrText xml:space="preserve"> PAGEREF _Toc216420818 \h </w:instrText>
             </w:r>
             <w:r>
               <w:rPr>
@@ -3251,7 +3229,7 @@
               <w14:ligatures w14:val="standardContextual"/>
             </w:rPr>
           </w:pPr>
-          <w:hyperlink w:anchor="_Toc216257157" w:history="1">
+          <w:hyperlink w:anchor="_Toc216420819" w:history="1">
             <w:r>
               <w:rPr>
                 <w:rStyle w:val="Hyperlink"/>
@@ -3280,7 +3258,7 @@
                 <w:noProof/>
                 <w:webHidden/>
               </w:rPr>
-              <w:instrText xml:space="preserve"> PAGEREF _Toc216257157 \h </w:instrText>
+              <w:instrText xml:space="preserve"> PAGEREF _Toc216420819 \h </w:instrText>
             </w:r>
             <w:r>
               <w:rPr>
@@ -3367,7 +3345,7 @@
           <w:lang w:val="pt-BR"/>
         </w:rPr>
       </w:pPr>
-      <w:bookmarkStart w:id="40" w:name="desenvolvimento"/>
+      <w:bookmarkStart w:id="39" w:name="desenvolvimento"/>
       <w:bookmarkEnd w:id="38"/>
     </w:p>
     <w:p>
@@ -3419,7 +3397,7 @@
           <w:lang w:val="pt-BR"/>
         </w:rPr>
       </w:pPr>
-      <w:bookmarkStart w:id="41" w:name="_Toc216257125"/>
+      <w:bookmarkStart w:id="40" w:name="_Toc216420786"/>
       <w:r>
         <w:rPr>
           <w:rFonts w:ascii="Arial" w:hAnsi="Arial" w:cs="Arial"/>
@@ -3430,127 +3408,128 @@
           <w:szCs w:val="28"/>
           <w:lang w:val="pt-BR"/>
         </w:rPr>
+        <w:lastRenderedPageBreak/>
         <w:t>INTRODUÇÃO</w:t>
+      </w:r>
+      <w:bookmarkEnd w:id="40"/>
+    </w:p>
+    <w:p>
+      <w:pPr>
+        <w:pStyle w:val="Corpodetexto"/>
+        <w:rPr>
+          <w:lang w:val="pt-BR"/>
+        </w:rPr>
+      </w:pPr>
+    </w:p>
+    <w:p>
+      <w:pPr>
+        <w:pStyle w:val="Ttulo1"/>
+        <w:spacing w:line="360" w:lineRule="auto"/>
+        <w:rPr>
+          <w:rFonts w:ascii="Arial" w:hAnsi="Arial" w:cs="Arial"/>
+          <w:color w:val="auto"/>
+          <w:sz w:val="24"/>
+          <w:szCs w:val="24"/>
+          <w:lang w:val="pt-BR"/>
+        </w:rPr>
+      </w:pPr>
+      <w:bookmarkStart w:id="41" w:name="_Toc216420787"/>
+      <w:r>
+        <w:rPr>
+          <w:rFonts w:ascii="Arial" w:hAnsi="Arial" w:cs="Arial"/>
+          <w:color w:val="auto"/>
+          <w:sz w:val="24"/>
+          <w:szCs w:val="24"/>
+          <w:lang w:val="pt-BR"/>
+        </w:rPr>
+        <w:t>1.1.1 Relevância do Tema</w:t>
       </w:r>
       <w:bookmarkEnd w:id="41"/>
     </w:p>
     <w:p>
       <w:pPr>
-        <w:pStyle w:val="Corpodetexto"/>
-        <w:rPr>
-          <w:lang w:val="pt-BR"/>
-        </w:rPr>
-      </w:pPr>
-    </w:p>
-    <w:p>
-      <w:pPr>
-        <w:pStyle w:val="Ttulo1"/>
         <w:spacing w:line="360" w:lineRule="auto"/>
         <w:rPr>
-          <w:rFonts w:ascii="Arial" w:hAnsi="Arial" w:cs="Arial"/>
-          <w:color w:val="auto"/>
-          <w:sz w:val="24"/>
-          <w:szCs w:val="24"/>
-          <w:lang w:val="pt-BR"/>
-        </w:rPr>
-      </w:pPr>
-      <w:bookmarkStart w:id="42" w:name="_Toc216257126"/>
-      <w:r>
-        <w:rPr>
-          <w:rFonts w:ascii="Arial" w:hAnsi="Arial" w:cs="Arial"/>
-          <w:color w:val="auto"/>
-          <w:sz w:val="24"/>
-          <w:szCs w:val="24"/>
-          <w:lang w:val="pt-BR"/>
-        </w:rPr>
-        <w:t>1.1.1 Relevância do Tema</w:t>
+          <w:rFonts w:ascii="Arial" w:eastAsiaTheme="majorEastAsia" w:hAnsi="Arial" w:cs="Arial"/>
+          <w:sz w:val="24"/>
+          <w:szCs w:val="24"/>
+          <w:lang w:val="pt-BR"/>
+        </w:rPr>
+      </w:pPr>
+      <w:bookmarkStart w:id="42" w:name="_Toc216170989"/>
+      <w:bookmarkStart w:id="43" w:name="_Toc216172061"/>
+      <w:bookmarkStart w:id="44" w:name="_Toc216172472"/>
+      <w:bookmarkStart w:id="45" w:name="_Toc216172489"/>
+      <w:bookmarkStart w:id="46" w:name="_Toc216172531"/>
+      <w:r>
+        <w:rPr>
+          <w:rFonts w:ascii="Arial" w:eastAsiaTheme="majorEastAsia" w:hAnsi="Arial" w:cs="Arial"/>
+          <w:sz w:val="24"/>
+          <w:szCs w:val="24"/>
+          <w:lang w:val="pt-BR"/>
+        </w:rPr>
+        <w:t>O rápido crescimento do uso das redes sociais transformou essas plataformas em importantes veículos de divulgação de produtos e serviços, influenciando de maneira significativa o comportamento de consumo. Esse cenário tem contribuído para o aumento das compras por impulso, gerando dificuldades no controle e na gestão das finanças pessoais. Diante desse contexto, torna-se essencial o desenvolvimento de soluções tecnológicas que auxiliem indivíduos a organizar seus recursos, planejar seus gastos e adotar hábitos financeiros mais conscientes e sustentáveis.</w:t>
       </w:r>
       <w:bookmarkEnd w:id="42"/>
-    </w:p>
-    <w:p>
-      <w:pPr>
-        <w:spacing w:line="360" w:lineRule="auto"/>
-        <w:rPr>
-          <w:rFonts w:ascii="Arial" w:eastAsiaTheme="majorEastAsia" w:hAnsi="Arial" w:cs="Arial"/>
-          <w:sz w:val="24"/>
-          <w:szCs w:val="24"/>
-          <w:lang w:val="pt-BR"/>
-        </w:rPr>
-      </w:pPr>
-      <w:bookmarkStart w:id="43" w:name="_Toc216170989"/>
-      <w:bookmarkStart w:id="44" w:name="_Toc216172061"/>
-      <w:bookmarkStart w:id="45" w:name="_Toc216172472"/>
-      <w:bookmarkStart w:id="46" w:name="_Toc216172489"/>
-      <w:bookmarkStart w:id="47" w:name="_Toc216172531"/>
-      <w:r>
-        <w:rPr>
-          <w:rFonts w:ascii="Arial" w:eastAsiaTheme="majorEastAsia" w:hAnsi="Arial" w:cs="Arial"/>
-          <w:sz w:val="24"/>
-          <w:szCs w:val="24"/>
-          <w:lang w:val="pt-BR"/>
-        </w:rPr>
-        <w:t>O rápido crescimento do uso das redes sociais transformou essas plataformas em importantes veículos de divulgação de produtos e serviços, influenciando de maneira significativa o comportamento de consumo. Esse cenário tem contribuído para o aumento das compras por impulso, gerando dificuldades no controle e na gestão das finanças pessoais. Diante desse contexto, torna-se essencial o desenvolvimento de soluções tecnológicas que auxiliem indivíduos a organizar seus recursos, planejar seus gastos e adotar hábitos financeiros mais conscientes e sustentáveis.</w:t>
-      </w:r>
       <w:bookmarkEnd w:id="43"/>
       <w:bookmarkEnd w:id="44"/>
       <w:bookmarkEnd w:id="45"/>
       <w:bookmarkEnd w:id="46"/>
+    </w:p>
+    <w:p>
+      <w:pPr>
+        <w:pStyle w:val="Ttulo1"/>
+        <w:spacing w:line="360" w:lineRule="auto"/>
+        <w:rPr>
+          <w:rFonts w:ascii="Arial" w:hAnsi="Arial" w:cs="Arial"/>
+          <w:color w:val="auto"/>
+          <w:sz w:val="24"/>
+          <w:szCs w:val="24"/>
+          <w:lang w:val="pt-BR"/>
+        </w:rPr>
+      </w:pPr>
+      <w:bookmarkStart w:id="47" w:name="_Toc216420788"/>
+      <w:r>
+        <w:rPr>
+          <w:rFonts w:ascii="Arial" w:hAnsi="Arial" w:cs="Arial"/>
+          <w:color w:val="auto"/>
+          <w:sz w:val="24"/>
+          <w:szCs w:val="24"/>
+          <w:lang w:val="pt-BR"/>
+        </w:rPr>
+        <w:t>1.1.2 Relevância Acadêmica</w:t>
+      </w:r>
       <w:bookmarkEnd w:id="47"/>
     </w:p>
     <w:p>
       <w:pPr>
-        <w:pStyle w:val="Ttulo1"/>
         <w:spacing w:line="360" w:lineRule="auto"/>
         <w:rPr>
-          <w:rFonts w:ascii="Arial" w:hAnsi="Arial" w:cs="Arial"/>
-          <w:color w:val="auto"/>
-          <w:sz w:val="24"/>
-          <w:szCs w:val="24"/>
-          <w:lang w:val="pt-BR"/>
-        </w:rPr>
-      </w:pPr>
-      <w:bookmarkStart w:id="48" w:name="_Toc216257127"/>
-      <w:r>
-        <w:rPr>
-          <w:rFonts w:ascii="Arial" w:hAnsi="Arial" w:cs="Arial"/>
-          <w:color w:val="auto"/>
-          <w:sz w:val="24"/>
-          <w:szCs w:val="24"/>
-          <w:lang w:val="pt-BR"/>
-        </w:rPr>
-        <w:t>1.1.2 Relevância Acadêmica</w:t>
+          <w:rFonts w:ascii="Arial" w:eastAsiaTheme="majorEastAsia" w:hAnsi="Arial" w:cs="Arial"/>
+          <w:sz w:val="24"/>
+          <w:szCs w:val="24"/>
+          <w:lang w:val="pt-BR"/>
+        </w:rPr>
+      </w:pPr>
+      <w:bookmarkStart w:id="48" w:name="_Toc216170991"/>
+      <w:bookmarkStart w:id="49" w:name="_Toc216172063"/>
+      <w:bookmarkStart w:id="50" w:name="_Toc216172473"/>
+      <w:bookmarkStart w:id="51" w:name="_Toc216172490"/>
+      <w:bookmarkStart w:id="52" w:name="_Toc216172532"/>
+      <w:r>
+        <w:rPr>
+          <w:rFonts w:ascii="Arial" w:eastAsiaTheme="majorEastAsia" w:hAnsi="Arial" w:cs="Arial"/>
+          <w:sz w:val="24"/>
+          <w:szCs w:val="24"/>
+          <w:lang w:val="pt-BR"/>
+        </w:rPr>
+        <w:t>Esta pesquisa contribui para o campo da Engenharia de Software ao propor o desenvolvimento de um sistema de gerenciamento financeiro pessoal que prioriza a simplicidade e a usabilidade, ao mesmo tempo em que incorpora elementos de análise comportamental do consumo. Embora existam diversas ferramentas de controle financeiro, muitas apresentam interfaces complexas, excesso de funcionalidades ou baixa adaptação ao perfil do usuário brasileiro.</w:t>
       </w:r>
       <w:bookmarkEnd w:id="48"/>
-    </w:p>
-    <w:p>
-      <w:pPr>
-        <w:spacing w:line="360" w:lineRule="auto"/>
-        <w:rPr>
-          <w:rFonts w:ascii="Arial" w:eastAsiaTheme="majorEastAsia" w:hAnsi="Arial" w:cs="Arial"/>
-          <w:sz w:val="24"/>
-          <w:szCs w:val="24"/>
-          <w:lang w:val="pt-BR"/>
-        </w:rPr>
-      </w:pPr>
-      <w:bookmarkStart w:id="49" w:name="_Toc216170991"/>
-      <w:bookmarkStart w:id="50" w:name="_Toc216172063"/>
-      <w:bookmarkStart w:id="51" w:name="_Toc216172473"/>
-      <w:bookmarkStart w:id="52" w:name="_Toc216172490"/>
-      <w:bookmarkStart w:id="53" w:name="_Toc216172532"/>
-      <w:r>
-        <w:rPr>
-          <w:rFonts w:ascii="Arial" w:eastAsiaTheme="majorEastAsia" w:hAnsi="Arial" w:cs="Arial"/>
-          <w:sz w:val="24"/>
-          <w:szCs w:val="24"/>
-          <w:lang w:val="pt-BR"/>
-        </w:rPr>
-        <w:t>Esta pesquisa contribui para o campo da Engenharia de Software ao propor o desenvolvimento de um sistema de gerenciamento financeiro pessoal que prioriza a simplicidade e a usabilidade, ao mesmo tempo em que incorpora elementos de análise comportamental do consumo. Embora existam diversas ferramentas de controle financeiro, muitas apresentam interfaces complexas, excesso de funcionalidades ou baixa adaptação ao perfil do usuário brasileiro.</w:t>
-      </w:r>
       <w:bookmarkEnd w:id="49"/>
       <w:bookmarkEnd w:id="50"/>
       <w:bookmarkEnd w:id="51"/>
       <w:bookmarkEnd w:id="52"/>
-      <w:bookmarkEnd w:id="53"/>
     </w:p>
     <w:p>
       <w:pPr>
@@ -3562,11 +3541,11 @@
           <w:lang w:val="pt-BR"/>
         </w:rPr>
       </w:pPr>
-      <w:bookmarkStart w:id="54" w:name="_Toc216170992"/>
-      <w:bookmarkStart w:id="55" w:name="_Toc216172064"/>
-      <w:bookmarkStart w:id="56" w:name="_Toc216172474"/>
-      <w:bookmarkStart w:id="57" w:name="_Toc216172491"/>
-      <w:bookmarkStart w:id="58" w:name="_Toc216172533"/>
+      <w:bookmarkStart w:id="53" w:name="_Toc216170992"/>
+      <w:bookmarkStart w:id="54" w:name="_Toc216172064"/>
+      <w:bookmarkStart w:id="55" w:name="_Toc216172474"/>
+      <w:bookmarkStart w:id="56" w:name="_Toc216172491"/>
+      <w:bookmarkStart w:id="57" w:name="_Toc216172533"/>
       <w:r>
         <w:rPr>
           <w:rFonts w:ascii="Arial" w:eastAsiaTheme="majorEastAsia" w:hAnsi="Arial" w:cs="Arial"/>
@@ -3598,53 +3577,52 @@
         </w:rPr>
         <w:t>, busca preencher essa lacuna ao oferecer uma plataforma capaz de registrar e categorizar transações, além de fornecer insights práticos alinhados ao comportamento do usuário, estimulando decisões financeiras mais responsáveis e sustentáveis.</w:t>
       </w:r>
+      <w:bookmarkEnd w:id="53"/>
       <w:bookmarkEnd w:id="54"/>
       <w:bookmarkEnd w:id="55"/>
       <w:bookmarkEnd w:id="56"/>
       <w:bookmarkEnd w:id="57"/>
+    </w:p>
+    <w:p>
+      <w:pPr>
+        <w:pStyle w:val="Ttulo1"/>
+        <w:spacing w:line="360" w:lineRule="auto"/>
+        <w:rPr>
+          <w:rFonts w:ascii="Arial" w:hAnsi="Arial" w:cs="Arial"/>
+          <w:color w:val="auto"/>
+          <w:sz w:val="24"/>
+          <w:szCs w:val="24"/>
+          <w:lang w:val="pt-BR"/>
+        </w:rPr>
+      </w:pPr>
+      <w:bookmarkStart w:id="58" w:name="_Toc216420789"/>
+      <w:r>
+        <w:rPr>
+          <w:rFonts w:ascii="Arial" w:hAnsi="Arial" w:cs="Arial"/>
+          <w:color w:val="auto"/>
+          <w:sz w:val="24"/>
+          <w:szCs w:val="24"/>
+          <w:lang w:val="pt-BR"/>
+        </w:rPr>
+        <w:t>1.1.3 Relevância Prática e Social</w:t>
+      </w:r>
       <w:bookmarkEnd w:id="58"/>
     </w:p>
     <w:p>
       <w:pPr>
-        <w:pStyle w:val="Ttulo1"/>
         <w:spacing w:line="360" w:lineRule="auto"/>
         <w:rPr>
-          <w:rFonts w:ascii="Arial" w:hAnsi="Arial" w:cs="Arial"/>
-          <w:color w:val="auto"/>
-          <w:sz w:val="24"/>
-          <w:szCs w:val="24"/>
-          <w:lang w:val="pt-BR"/>
-        </w:rPr>
-      </w:pPr>
-      <w:bookmarkStart w:id="59" w:name="_Toc216257128"/>
-      <w:r>
-        <w:rPr>
-          <w:rFonts w:ascii="Arial" w:hAnsi="Arial" w:cs="Arial"/>
-          <w:color w:val="auto"/>
-          <w:sz w:val="24"/>
-          <w:szCs w:val="24"/>
-          <w:lang w:val="pt-BR"/>
-        </w:rPr>
-        <w:lastRenderedPageBreak/>
-        <w:t>1.1.3 Relevância Prática e Social</w:t>
-      </w:r>
-      <w:bookmarkEnd w:id="59"/>
-    </w:p>
-    <w:p>
-      <w:pPr>
-        <w:spacing w:line="360" w:lineRule="auto"/>
-        <w:rPr>
           <w:rFonts w:ascii="Arial" w:eastAsiaTheme="majorEastAsia" w:hAnsi="Arial" w:cs="Arial"/>
           <w:sz w:val="24"/>
           <w:szCs w:val="24"/>
           <w:lang w:val="pt-BR"/>
         </w:rPr>
       </w:pPr>
-      <w:bookmarkStart w:id="60" w:name="_Toc216170994"/>
-      <w:bookmarkStart w:id="61" w:name="_Toc216172066"/>
-      <w:bookmarkStart w:id="62" w:name="_Toc216172475"/>
-      <w:bookmarkStart w:id="63" w:name="_Toc216172492"/>
-      <w:bookmarkStart w:id="64" w:name="_Toc216172534"/>
+      <w:bookmarkStart w:id="59" w:name="_Toc216170994"/>
+      <w:bookmarkStart w:id="60" w:name="_Toc216172066"/>
+      <w:bookmarkStart w:id="61" w:name="_Toc216172475"/>
+      <w:bookmarkStart w:id="62" w:name="_Toc216172492"/>
+      <w:bookmarkStart w:id="63" w:name="_Toc216172534"/>
       <w:r>
         <w:rPr>
           <w:rFonts w:ascii="Arial" w:eastAsiaTheme="majorEastAsia" w:hAnsi="Arial" w:cs="Arial"/>
@@ -3674,13 +3652,23 @@
           <w:szCs w:val="24"/>
           <w:lang w:val="pt-BR"/>
         </w:rPr>
-        <w:t xml:space="preserve"> integra o gerenciamento financeiro pessoal com princípios de educação financeira, promovendo o desenvolvimento econômico dos usuários de maneira prática e acessível. Com foco em um público amplo, o sistema visa facilitar o controle de recursos, incentivar hábitos conscientes de consumo e contribuir para a melhoria da qualidade de vida. Além disso, promove inclusão financeira ao oferecer uma ferramenta intuitiva para pessoas com pouco acesso a conhecimento ou recursos nessa área.</w:t>
-      </w:r>
+        <w:t xml:space="preserve"> integra o gerenciamento financeiro pessoal com princípios de educação financeira, promovendo o desenvolvimento econômico dos usuários de </w:t>
+      </w:r>
+      <w:r>
+        <w:rPr>
+          <w:rFonts w:ascii="Arial" w:eastAsiaTheme="majorEastAsia" w:hAnsi="Arial" w:cs="Arial"/>
+          <w:sz w:val="24"/>
+          <w:szCs w:val="24"/>
+          <w:lang w:val="pt-BR"/>
+        </w:rPr>
+        <w:lastRenderedPageBreak/>
+        <w:t>maneira prática e acessível. Com foco em um público amplo, o sistema visa facilitar o controle de recursos, incentivar hábitos conscientes de consumo e contribuir para a melhoria da qualidade de vida. Além disso, promove inclusão financeira ao oferecer uma ferramenta intuitiva para pessoas com pouco acesso a conhecimento ou recursos nessa área.</w:t>
+      </w:r>
+      <w:bookmarkEnd w:id="59"/>
       <w:bookmarkEnd w:id="60"/>
       <w:bookmarkEnd w:id="61"/>
       <w:bookmarkEnd w:id="62"/>
       <w:bookmarkEnd w:id="63"/>
-      <w:bookmarkEnd w:id="64"/>
     </w:p>
     <w:p>
       <w:pPr>
@@ -3750,7 +3738,7 @@
           <w:lang w:val="pt-BR"/>
         </w:rPr>
       </w:pPr>
-      <w:bookmarkStart w:id="65" w:name="_Toc216257129"/>
+      <w:bookmarkStart w:id="64" w:name="_Toc216420790"/>
       <w:r>
         <w:rPr>
           <w:rFonts w:ascii="Arial" w:hAnsi="Arial" w:cs="Arial"/>
@@ -3775,7 +3763,7 @@
         </w:rPr>
         <w:t>ESENVOLVIMENTO</w:t>
       </w:r>
-      <w:bookmarkEnd w:id="65"/>
+      <w:bookmarkEnd w:id="64"/>
     </w:p>
     <w:p>
       <w:pPr>
@@ -3796,8 +3784,8 @@
           <w:lang w:val="pt-BR"/>
         </w:rPr>
       </w:pPr>
-      <w:bookmarkStart w:id="66" w:name="objetivo-geral-do-sistema"/>
-      <w:bookmarkStart w:id="67" w:name="_Toc216257130"/>
+      <w:bookmarkStart w:id="65" w:name="objetivo-geral-do-sistema"/>
+      <w:bookmarkStart w:id="66" w:name="_Toc216420791"/>
       <w:r>
         <w:rPr>
           <w:rFonts w:ascii="Arial" w:hAnsi="Arial" w:cs="Arial"/>
@@ -3848,7 +3836,7 @@
         </w:rPr>
         <w:t>istema</w:t>
       </w:r>
-      <w:bookmarkEnd w:id="67"/>
+      <w:bookmarkEnd w:id="66"/>
     </w:p>
     <w:p>
       <w:pPr>
@@ -3882,9 +3870,9 @@
           <w:lang w:val="pt-BR"/>
         </w:rPr>
       </w:pPr>
-      <w:bookmarkStart w:id="68" w:name="arquitetura-geral"/>
-      <w:bookmarkStart w:id="69" w:name="_Toc216257131"/>
-      <w:bookmarkEnd w:id="66"/>
+      <w:bookmarkStart w:id="67" w:name="arquitetura-geral"/>
+      <w:bookmarkStart w:id="68" w:name="_Toc216420792"/>
+      <w:bookmarkEnd w:id="65"/>
       <w:r>
         <w:rPr>
           <w:rFonts w:ascii="Arial" w:hAnsi="Arial" w:cs="Arial"/>
@@ -3915,7 +3903,7 @@
         </w:rPr>
         <w:t>eral</w:t>
       </w:r>
-      <w:bookmarkEnd w:id="69"/>
+      <w:bookmarkEnd w:id="68"/>
     </w:p>
     <w:p>
       <w:pPr>
@@ -3935,7 +3923,25 @@
           <w:szCs w:val="24"/>
           <w:lang w:val="pt-BR"/>
         </w:rPr>
-        <w:t xml:space="preserve">A arquitetura do sistema é composta por uma aplicação web com divisão em camadas. O </w:t>
+        <w:t xml:space="preserve">A arquitetura do sistema é composta por uma aplicação web </w:t>
+      </w:r>
+      <w:r>
+        <w:rPr>
+          <w:rFonts w:ascii="Arial" w:hAnsi="Arial" w:cs="Arial"/>
+          <w:sz w:val="24"/>
+          <w:szCs w:val="24"/>
+          <w:lang w:val="pt-BR"/>
+        </w:rPr>
+        <w:t xml:space="preserve">para desktop </w:t>
+      </w:r>
+      <w:r>
+        <w:rPr>
+          <w:rFonts w:ascii="Arial" w:hAnsi="Arial" w:cs="Arial"/>
+          <w:sz w:val="24"/>
+          <w:szCs w:val="24"/>
+          <w:lang w:val="pt-BR"/>
+        </w:rPr>
+        <w:t xml:space="preserve">com divisão em camadas. O </w:t>
       </w:r>
       <w:proofErr w:type="spellStart"/>
       <w:r>
@@ -3975,17 +3981,7 @@
           <w:szCs w:val="24"/>
           <w:lang w:val="pt-BR"/>
         </w:rPr>
-        <w:t xml:space="preserve"> é responsável pelo processamento das informações, regras de negócio e comunicação com o banco de dados. O banco </w:t>
-      </w:r>
-      <w:r>
-        <w:rPr>
-          <w:rFonts w:ascii="Arial" w:hAnsi="Arial" w:cs="Arial"/>
-          <w:sz w:val="24"/>
-          <w:szCs w:val="24"/>
-          <w:lang w:val="pt-BR"/>
-        </w:rPr>
-        <w:lastRenderedPageBreak/>
-        <w:t>de dados armazena todas as informações de usuários, categorias, lançamentos e projeções.</w:t>
+        <w:t xml:space="preserve"> é responsável pelo processamento das informações, regras de negócio e comunicação com o banco de dados. O banco de dados armazena todas as informações de usuários, categorias, lançamentos e projeções.</w:t>
       </w:r>
     </w:p>
     <w:p>
@@ -3999,7 +3995,7 @@
           <w:lang w:val="pt-BR"/>
         </w:rPr>
       </w:pPr>
-      <w:bookmarkStart w:id="70" w:name="_Toc216257132"/>
+      <w:bookmarkStart w:id="69" w:name="_Toc216420793"/>
       <w:r>
         <w:rPr>
           <w:rFonts w:ascii="Arial" w:hAnsi="Arial" w:cs="Arial"/>
@@ -4008,6 +4004,7 @@
           <w:szCs w:val="24"/>
           <w:lang w:val="pt-BR"/>
         </w:rPr>
+        <w:lastRenderedPageBreak/>
         <w:t xml:space="preserve">2.3 </w:t>
       </w:r>
       <w:r>
@@ -4020,7 +4017,7 @@
         </w:rPr>
         <w:t>Tecnologias Utilizadas</w:t>
       </w:r>
-      <w:bookmarkEnd w:id="70"/>
+      <w:bookmarkEnd w:id="69"/>
     </w:p>
     <w:p>
       <w:pPr>
@@ -4409,7 +4406,7 @@
           <w:lang w:val="pt-BR"/>
         </w:rPr>
       </w:pPr>
-      <w:bookmarkStart w:id="71" w:name="_Toc216257133"/>
+      <w:bookmarkStart w:id="70" w:name="_Toc216420794"/>
       <w:r>
         <w:rPr>
           <w:rFonts w:ascii="Arial" w:hAnsi="Arial" w:cs="Arial"/>
@@ -4420,7 +4417,7 @@
         </w:rPr>
         <w:t>2.4 Requisitos funcionais</w:t>
       </w:r>
-      <w:bookmarkEnd w:id="71"/>
+      <w:bookmarkEnd w:id="70"/>
     </w:p>
     <w:p>
       <w:pPr>
@@ -4442,8 +4439,8 @@
           <w:lang w:val="pt-BR"/>
         </w:rPr>
       </w:pPr>
-      <w:bookmarkStart w:id="72" w:name="requisitos-funcionais"/>
-      <w:bookmarkEnd w:id="68"/>
+      <w:bookmarkStart w:id="71" w:name="requisitos-funcionais"/>
+      <w:bookmarkEnd w:id="67"/>
     </w:p>
     <w:tbl>
       <w:tblPr>
@@ -4490,7 +4487,7 @@
                 <w:bdr w:val="none" w:sz="0" w:space="0" w:color="auto" w:frame="1"/>
               </w:rPr>
             </w:pPr>
-            <w:bookmarkStart w:id="73" w:name="_Toc216257134"/>
+            <w:bookmarkStart w:id="72" w:name="_Toc216420795"/>
             <w:r>
               <w:rPr>
                 <w:rFonts w:ascii="Arial" w:eastAsia="Times New Roman" w:hAnsi="Arial" w:cs="Arial"/>
@@ -4510,7 +4507,7 @@
               </w:rPr>
               <w:t>Controle de Contas Bancárias e Cartões</w:t>
             </w:r>
-            <w:bookmarkEnd w:id="73"/>
+            <w:bookmarkEnd w:id="72"/>
           </w:p>
           <w:p>
             <w:pPr>
@@ -5211,7 +5208,7 @@
                 <w:bdr w:val="none" w:sz="0" w:space="0" w:color="auto" w:frame="1"/>
               </w:rPr>
             </w:pPr>
-            <w:bookmarkStart w:id="74" w:name="_Toc216257135"/>
+            <w:bookmarkStart w:id="73" w:name="_Toc216420796"/>
             <w:r>
               <w:rPr>
                 <w:rFonts w:ascii="Arial" w:eastAsia="Times New Roman" w:hAnsi="Arial" w:cs="Arial"/>
@@ -5251,7 +5248,7 @@
               </w:rPr>
               <w:t>Projeção</w:t>
             </w:r>
-            <w:bookmarkEnd w:id="74"/>
+            <w:bookmarkEnd w:id="73"/>
           </w:p>
           <w:p>
             <w:pPr>
@@ -5942,7 +5939,7 @@
                 <w:bdr w:val="none" w:sz="0" w:space="0" w:color="auto" w:frame="1"/>
               </w:rPr>
             </w:pPr>
-            <w:bookmarkStart w:id="75" w:name="_Toc216257136"/>
+            <w:bookmarkStart w:id="74" w:name="_Toc216420797"/>
             <w:r>
               <w:rPr>
                 <w:rFonts w:ascii="Arial" w:eastAsia="Times New Roman" w:hAnsi="Arial" w:cs="Arial"/>
@@ -5981,7 +5978,7 @@
               </w:rPr>
               <w:t>Controle de Receitas e Despesas</w:t>
             </w:r>
-            <w:bookmarkEnd w:id="75"/>
+            <w:bookmarkEnd w:id="74"/>
           </w:p>
           <w:p>
             <w:pPr>
@@ -6669,7 +6666,7 @@
                 <w:bdr w:val="none" w:sz="0" w:space="0" w:color="auto" w:frame="1"/>
               </w:rPr>
             </w:pPr>
-            <w:bookmarkStart w:id="76" w:name="_Toc216257137"/>
+            <w:bookmarkStart w:id="75" w:name="_Toc216420798"/>
             <w:r>
               <w:rPr>
                 <w:rFonts w:ascii="Arial" w:eastAsia="Times New Roman" w:hAnsi="Arial" w:cs="Arial"/>
@@ -6709,7 +6706,7 @@
               </w:rPr>
               <w:t>Login no Sistema</w:t>
             </w:r>
-            <w:bookmarkEnd w:id="76"/>
+            <w:bookmarkEnd w:id="75"/>
           </w:p>
           <w:p>
             <w:pPr>
@@ -7337,7 +7334,7 @@
                 <w:szCs w:val="24"/>
               </w:rPr>
             </w:pPr>
-            <w:bookmarkStart w:id="77" w:name="_Toc216257138"/>
+            <w:bookmarkStart w:id="76" w:name="_Toc216420799"/>
             <w:r>
               <w:rPr>
                 <w:rFonts w:ascii="Arial" w:eastAsia="Times New Roman" w:hAnsi="Arial" w:cs="Arial"/>
@@ -7377,7 +7374,7 @@
               </w:rPr>
               <w:t>Cadastro de Conta de Usuário</w:t>
             </w:r>
-            <w:bookmarkEnd w:id="77"/>
+            <w:bookmarkEnd w:id="76"/>
             <w:r>
               <w:rPr>
                 <w:rFonts w:ascii="Arial" w:eastAsia="Times New Roman" w:hAnsi="Arial" w:cs="Arial"/>
@@ -7931,7 +7928,7 @@
                 <w:szCs w:val="24"/>
               </w:rPr>
             </w:pPr>
-            <w:bookmarkStart w:id="78" w:name="_Toc216257139"/>
+            <w:bookmarkStart w:id="77" w:name="_Toc216420800"/>
             <w:r>
               <w:rPr>
                 <w:rFonts w:ascii="Arial" w:eastAsia="Times New Roman" w:hAnsi="Arial" w:cs="Arial"/>
@@ -7971,7 +7968,7 @@
               </w:rPr>
               <w:t>Alterar Senha</w:t>
             </w:r>
-            <w:bookmarkEnd w:id="78"/>
+            <w:bookmarkEnd w:id="77"/>
             <w:r>
               <w:rPr>
                 <w:rFonts w:ascii="Arial" w:eastAsia="Times New Roman" w:hAnsi="Arial" w:cs="Arial"/>
@@ -8530,7 +8527,7 @@
                 <w:bdr w:val="none" w:sz="0" w:space="0" w:color="auto" w:frame="1"/>
               </w:rPr>
             </w:pPr>
-            <w:bookmarkStart w:id="79" w:name="_Toc216257140"/>
+            <w:bookmarkStart w:id="78" w:name="_Toc216420801"/>
             <w:r>
               <w:rPr>
                 <w:rFonts w:ascii="Arial" w:eastAsia="Times New Roman" w:hAnsi="Arial" w:cs="Arial"/>
@@ -8570,7 +8567,7 @@
               </w:rPr>
               <w:t>Acesso à Área Educacional</w:t>
             </w:r>
-            <w:bookmarkEnd w:id="79"/>
+            <w:bookmarkEnd w:id="78"/>
           </w:p>
           <w:p/>
           <w:p>
@@ -9113,7 +9110,7 @@
                 <w:szCs w:val="24"/>
               </w:rPr>
             </w:pPr>
-            <w:bookmarkStart w:id="80" w:name="_Toc216257141"/>
+            <w:bookmarkStart w:id="79" w:name="_Toc216420802"/>
             <w:r>
               <w:rPr>
                 <w:rFonts w:ascii="Arial" w:eastAsia="Times New Roman" w:hAnsi="Arial" w:cs="Arial"/>
@@ -9142,7 +9139,7 @@
               </w:rPr>
               <w:t xml:space="preserve"> – Sistema de notificação</w:t>
             </w:r>
-            <w:bookmarkEnd w:id="80"/>
+            <w:bookmarkEnd w:id="79"/>
             <w:r>
               <w:rPr>
                 <w:rFonts w:ascii="Arial" w:eastAsia="Times New Roman" w:hAnsi="Arial" w:cs="Arial"/>
@@ -9853,9 +9850,9 @@
           <w:lang w:val="pt-BR"/>
         </w:rPr>
       </w:pPr>
-      <w:bookmarkStart w:id="81" w:name="requisitos-não-funcionais"/>
-      <w:bookmarkStart w:id="82" w:name="_Toc216257142"/>
-      <w:bookmarkEnd w:id="72"/>
+      <w:bookmarkStart w:id="80" w:name="requisitos-não-funcionais"/>
+      <w:bookmarkStart w:id="81" w:name="_Toc216420803"/>
+      <w:bookmarkEnd w:id="71"/>
       <w:r>
         <w:rPr>
           <w:rFonts w:ascii="Arial" w:hAnsi="Arial" w:cs="Arial"/>
@@ -9887,7 +9884,7 @@
         </w:rPr>
         <w:t xml:space="preserve"> Requisitos Não Funcionais</w:t>
       </w:r>
-      <w:bookmarkEnd w:id="82"/>
+      <w:bookmarkEnd w:id="81"/>
     </w:p>
     <w:p>
       <w:pPr>
@@ -9907,9 +9904,9 @@
           <w:szCs w:val="24"/>
         </w:rPr>
       </w:pPr>
-      <w:bookmarkStart w:id="83" w:name="caso-de-uso"/>
-      <w:bookmarkStart w:id="84" w:name="_Toc216257143"/>
-      <w:bookmarkEnd w:id="81"/>
+      <w:bookmarkStart w:id="82" w:name="caso-de-uso"/>
+      <w:bookmarkStart w:id="83" w:name="_Toc216420804"/>
+      <w:bookmarkEnd w:id="80"/>
       <w:r>
         <w:rPr>
           <w:rFonts w:ascii="Arial" w:hAnsi="Arial" w:cs="Arial"/>
@@ -9957,7 +9954,7 @@
         </w:rPr>
         <w:t>:</w:t>
       </w:r>
-      <w:bookmarkEnd w:id="84"/>
+      <w:bookmarkEnd w:id="83"/>
     </w:p>
     <w:p>
       <w:pPr>
@@ -10063,7 +10060,7 @@
           <w:szCs w:val="24"/>
         </w:rPr>
       </w:pPr>
-      <w:bookmarkStart w:id="85" w:name="_Toc216257144"/>
+      <w:bookmarkStart w:id="84" w:name="_Toc216420805"/>
       <w:r>
         <w:rPr>
           <w:rFonts w:ascii="Arial" w:hAnsi="Arial" w:cs="Arial"/>
@@ -10111,7 +10108,7 @@
         </w:rPr>
         <w:t>:</w:t>
       </w:r>
-      <w:bookmarkEnd w:id="85"/>
+      <w:bookmarkEnd w:id="84"/>
     </w:p>
     <w:p>
       <w:pPr>
@@ -10318,7 +10315,7 @@
           <w:bdr w:val="none" w:sz="0" w:space="0" w:color="auto" w:frame="1"/>
         </w:rPr>
       </w:pPr>
-      <w:bookmarkStart w:id="86" w:name="_Toc216257145"/>
+      <w:bookmarkStart w:id="85" w:name="_Toc216420806"/>
       <w:r>
         <w:rPr>
           <w:rFonts w:ascii="Arial" w:eastAsia="Times New Roman" w:hAnsi="Arial" w:cs="Arial"/>
@@ -10371,7 +10368,7 @@
         </w:rPr>
         <w:t xml:space="preserve"> e Interface:</w:t>
       </w:r>
-      <w:bookmarkEnd w:id="86"/>
+      <w:bookmarkEnd w:id="85"/>
     </w:p>
     <w:p>
       <w:pPr>
@@ -10410,7 +10407,27 @@
           <w:bdr w:val="none" w:sz="0" w:space="0" w:color="auto" w:frame="1"/>
           <w:lang w:val="pt-BR"/>
         </w:rPr>
-        <w:t>: A interface deve ser responsiva, adaptando-se a resoluções de desktop (mínimo 1366x768px) e mobile (mínimo 360x640px), sem quebra de layout em 100% das páginas testadas.</w:t>
+        <w:t>: A interface deve ser responsiva, adaptando-se a resoluções de desktop (mínimo 1366x768px)</w:t>
+      </w:r>
+      <w:r>
+        <w:rPr>
+          <w:rFonts w:ascii="Arial" w:eastAsia="Times New Roman" w:hAnsi="Arial" w:cs="Arial"/>
+          <w:color w:val="1B1C1D"/>
+          <w:sz w:val="24"/>
+          <w:bdr w:val="none" w:sz="0" w:space="0" w:color="auto" w:frame="1"/>
+          <w:lang w:val="pt-BR"/>
+        </w:rPr>
+        <w:t xml:space="preserve">, </w:t>
+      </w:r>
+      <w:r>
+        <w:rPr>
+          <w:rFonts w:ascii="Arial" w:eastAsia="Times New Roman" w:hAnsi="Arial" w:cs="Arial"/>
+          <w:color w:val="1B1C1D"/>
+          <w:sz w:val="24"/>
+          <w:bdr w:val="none" w:sz="0" w:space="0" w:color="auto" w:frame="1"/>
+          <w:lang w:val="pt-BR"/>
+        </w:rPr>
+        <w:t>sem quebra de layout em 100% das páginas testadas.</w:t>
       </w:r>
     </w:p>
     <w:p>
@@ -10483,7 +10500,7 @@
           <w:bdr w:val="none" w:sz="0" w:space="0" w:color="auto" w:frame="1"/>
         </w:rPr>
       </w:pPr>
-      <w:bookmarkStart w:id="87" w:name="_Toc216257146"/>
+      <w:bookmarkStart w:id="86" w:name="_Toc216420807"/>
       <w:r>
         <w:rPr>
           <w:rFonts w:ascii="Arial" w:eastAsia="Times New Roman" w:hAnsi="Arial" w:cs="Arial"/>
@@ -10537,7 +10554,7 @@
         </w:rPr>
         <w:t>:</w:t>
       </w:r>
-      <w:bookmarkEnd w:id="87"/>
+      <w:bookmarkEnd w:id="86"/>
     </w:p>
     <w:p>
       <w:pPr>
@@ -10719,7 +10736,7 @@
           <w:bdr w:val="none" w:sz="0" w:space="0" w:color="auto" w:frame="1"/>
         </w:rPr>
       </w:pPr>
-      <w:bookmarkStart w:id="88" w:name="_Toc216257147"/>
+      <w:bookmarkStart w:id="87" w:name="_Toc216420808"/>
       <w:r>
         <w:rPr>
           <w:rFonts w:ascii="Arial" w:eastAsia="Times New Roman" w:hAnsi="Arial" w:cs="Arial"/>
@@ -10772,7 +10789,7 @@
         </w:rPr>
         <w:t>:</w:t>
       </w:r>
-      <w:bookmarkEnd w:id="88"/>
+      <w:bookmarkEnd w:id="87"/>
     </w:p>
     <w:p>
       <w:pPr>
@@ -10826,7 +10843,6 @@
         <w:rPr>
           <w:rFonts w:ascii="Arial" w:eastAsia="Times New Roman" w:hAnsi="Arial" w:cs="Arial"/>
           <w:color w:val="1B1C1D"/>
-          <w:sz w:val="24"/>
           <w:bdr w:val="none" w:sz="0" w:space="0" w:color="auto" w:frame="1"/>
           <w:lang w:val="pt-BR"/>
         </w:rPr>
@@ -10841,35 +10857,8 @@
           <w:bdr w:val="none" w:sz="0" w:space="0" w:color="auto" w:frame="1"/>
           <w:lang w:val="pt-BR"/>
         </w:rPr>
-        <w:t>RNF13</w:t>
-      </w:r>
-      <w:r>
-        <w:rPr>
-          <w:rFonts w:ascii="Arial" w:eastAsia="Times New Roman" w:hAnsi="Arial" w:cs="Arial"/>
-          <w:color w:val="1B1C1D"/>
-          <w:sz w:val="24"/>
-          <w:bdr w:val="none" w:sz="0" w:space="0" w:color="auto" w:frame="1"/>
-          <w:lang w:val="pt-BR"/>
-        </w:rPr>
-        <w:t>: A aplicação mobile deve ser compatível com Android 9.0+ e iOS 13+.</w:t>
-      </w:r>
-    </w:p>
-    <w:p>
-      <w:pPr>
-        <w:numPr>
-          <w:ilvl w:val="0"/>
-          <w:numId w:val="16"/>
-        </w:numPr>
-        <w:spacing w:before="100" w:beforeAutospacing="1" w:after="0" w:line="360" w:lineRule="auto"/>
-        <w:jc w:val="both"/>
-        <w:outlineLvl w:val="3"/>
-        <w:rPr>
-          <w:rFonts w:ascii="Arial" w:eastAsia="Times New Roman" w:hAnsi="Arial" w:cs="Arial"/>
-          <w:color w:val="1B1C1D"/>
-          <w:bdr w:val="none" w:sz="0" w:space="0" w:color="auto" w:frame="1"/>
-          <w:lang w:val="pt-BR"/>
-        </w:rPr>
-      </w:pPr>
+        <w:t>RNF1</w:t>
+      </w:r>
       <w:r>
         <w:rPr>
           <w:rFonts w:ascii="Arial" w:eastAsia="Times New Roman" w:hAnsi="Arial" w:cs="Arial"/>
@@ -10880,7 +10869,19 @@
           <w:bdr w:val="none" w:sz="0" w:space="0" w:color="auto" w:frame="1"/>
           <w:lang w:val="pt-BR"/>
         </w:rPr>
-        <w:t>RNF14:</w:t>
+        <w:t>3</w:t>
+      </w:r>
+      <w:r>
+        <w:rPr>
+          <w:rFonts w:ascii="Arial" w:eastAsia="Times New Roman" w:hAnsi="Arial" w:cs="Arial"/>
+          <w:b/>
+          <w:bCs/>
+          <w:color w:val="1B1C1D"/>
+          <w:sz w:val="24"/>
+          <w:bdr w:val="none" w:sz="0" w:space="0" w:color="auto" w:frame="1"/>
+          <w:lang w:val="pt-BR"/>
+        </w:rPr>
+        <w:t>:</w:t>
       </w:r>
       <w:r>
         <w:rPr>
@@ -10919,7 +10920,7 @@
           <w:lang w:val="pt-BR"/>
         </w:rPr>
       </w:pPr>
-      <w:bookmarkStart w:id="89" w:name="_Toc216257148"/>
+      <w:bookmarkStart w:id="88" w:name="_Toc216420809"/>
       <w:r>
         <w:rPr>
           <w:rFonts w:ascii="Arial" w:eastAsia="Times New Roman" w:hAnsi="Arial" w:cs="Arial"/>
@@ -10963,7 +10964,7 @@
         </w:rPr>
         <w:t>- Transparência e Feedback ao Usuário:</w:t>
       </w:r>
-      <w:bookmarkEnd w:id="89"/>
+      <w:bookmarkEnd w:id="88"/>
     </w:p>
     <w:p>
       <w:pPr>
@@ -11020,7 +11021,27 @@
           <w:sz w:val="24"/>
           <w:lang w:val="pt-BR"/>
         </w:rPr>
-        <w:t>RNF15:</w:t>
+        <w:t>RNF1</w:t>
+      </w:r>
+      <w:r>
+        <w:rPr>
+          <w:rFonts w:ascii="Arial" w:hAnsi="Arial" w:cs="Arial"/>
+          <w:b/>
+          <w:bCs/>
+          <w:sz w:val="24"/>
+          <w:lang w:val="pt-BR"/>
+        </w:rPr>
+        <w:t>4</w:t>
+      </w:r>
+      <w:r>
+        <w:rPr>
+          <w:rFonts w:ascii="Arial" w:hAnsi="Arial" w:cs="Arial"/>
+          <w:b/>
+          <w:bCs/>
+          <w:sz w:val="24"/>
+          <w:lang w:val="pt-BR"/>
+        </w:rPr>
+        <w:t>:</w:t>
       </w:r>
       <w:r>
         <w:rPr>
@@ -11065,7 +11086,27 @@
           <w:sz w:val="24"/>
           <w:lang w:val="pt-BR"/>
         </w:rPr>
-        <w:t>RNF16:</w:t>
+        <w:t>RNF1</w:t>
+      </w:r>
+      <w:r>
+        <w:rPr>
+          <w:rFonts w:ascii="Arial" w:hAnsi="Arial" w:cs="Arial"/>
+          <w:b/>
+          <w:bCs/>
+          <w:sz w:val="24"/>
+          <w:lang w:val="pt-BR"/>
+        </w:rPr>
+        <w:t>5</w:t>
+      </w:r>
+      <w:r>
+        <w:rPr>
+          <w:rFonts w:ascii="Arial" w:hAnsi="Arial" w:cs="Arial"/>
+          <w:b/>
+          <w:bCs/>
+          <w:sz w:val="24"/>
+          <w:lang w:val="pt-BR"/>
+        </w:rPr>
+        <w:t>:</w:t>
       </w:r>
       <w:r>
         <w:rPr>
@@ -11099,6 +11140,7 @@
         <w:rPr>
           <w:rFonts w:ascii="Arial" w:hAnsi="Arial" w:cs="Arial"/>
           <w:sz w:val="24"/>
+          <w:lang w:val="pt-BR"/>
         </w:rPr>
       </w:pPr>
       <w:r>
@@ -11109,7 +11151,27 @@
           <w:sz w:val="24"/>
           <w:lang w:val="pt-BR"/>
         </w:rPr>
-        <w:t>RNF17:</w:t>
+        <w:t>RNF1</w:t>
+      </w:r>
+      <w:r>
+        <w:rPr>
+          <w:rFonts w:ascii="Arial" w:hAnsi="Arial" w:cs="Arial"/>
+          <w:b/>
+          <w:bCs/>
+          <w:sz w:val="24"/>
+          <w:lang w:val="pt-BR"/>
+        </w:rPr>
+        <w:t>6</w:t>
+      </w:r>
+      <w:r>
+        <w:rPr>
+          <w:rFonts w:ascii="Arial" w:hAnsi="Arial" w:cs="Arial"/>
+          <w:b/>
+          <w:bCs/>
+          <w:sz w:val="24"/>
+          <w:lang w:val="pt-BR"/>
+        </w:rPr>
+        <w:t>:</w:t>
       </w:r>
       <w:r>
         <w:rPr>
@@ -11123,24 +11185,9 @@
         <w:rPr>
           <w:rFonts w:ascii="Arial" w:hAnsi="Arial" w:cs="Arial"/>
           <w:sz w:val="24"/>
-        </w:rPr>
-        <w:t>(</w:t>
-      </w:r>
-      <w:proofErr w:type="spellStart"/>
-      <w:r>
-        <w:rPr>
-          <w:rFonts w:ascii="Arial" w:hAnsi="Arial" w:cs="Arial"/>
-          <w:sz w:val="24"/>
-        </w:rPr>
-        <w:t>Versão</w:t>
-      </w:r>
-      <w:proofErr w:type="spellEnd"/>
-      <w:r>
-        <w:rPr>
-          <w:rFonts w:ascii="Arial" w:hAnsi="Arial" w:cs="Arial"/>
-          <w:sz w:val="24"/>
-        </w:rPr>
-        <w:t xml:space="preserve"> 2.0)</w:t>
+          <w:lang w:val="pt-BR"/>
+        </w:rPr>
+        <w:t>(Versão 2.0)</w:t>
       </w:r>
     </w:p>
     <w:p>
@@ -11177,8 +11224,27 @@
           <w:sz w:val="24"/>
           <w:lang w:val="pt-BR"/>
         </w:rPr>
-        <w:lastRenderedPageBreak/>
-        <w:t>RNF18:</w:t>
+        <w:t>RNF1</w:t>
+      </w:r>
+      <w:r>
+        <w:rPr>
+          <w:rFonts w:ascii="Arial" w:hAnsi="Arial" w:cs="Arial"/>
+          <w:b/>
+          <w:bCs/>
+          <w:sz w:val="24"/>
+          <w:lang w:val="pt-BR"/>
+        </w:rPr>
+        <w:t>7</w:t>
+      </w:r>
+      <w:r>
+        <w:rPr>
+          <w:rFonts w:ascii="Arial" w:hAnsi="Arial" w:cs="Arial"/>
+          <w:b/>
+          <w:bCs/>
+          <w:sz w:val="24"/>
+          <w:lang w:val="pt-BR"/>
+        </w:rPr>
+        <w:t>:</w:t>
       </w:r>
       <w:r>
         <w:rPr>
@@ -11221,9 +11287,9 @@
           <w:lang w:val="pt-BR"/>
         </w:rPr>
       </w:pPr>
-      <w:bookmarkStart w:id="90" w:name="imagens-do-sistema"/>
-      <w:bookmarkStart w:id="91" w:name="_Toc216257149"/>
-      <w:bookmarkEnd w:id="83"/>
+      <w:bookmarkStart w:id="89" w:name="imagens-do-sistema"/>
+      <w:bookmarkStart w:id="90" w:name="_Toc216420810"/>
+      <w:bookmarkEnd w:id="82"/>
       <w:r>
         <w:rPr>
           <w:rFonts w:ascii="Arial" w:hAnsi="Arial" w:cs="Arial"/>
@@ -11232,6 +11298,7 @@
           <w:szCs w:val="24"/>
           <w:lang w:val="pt-BR"/>
         </w:rPr>
+        <w:lastRenderedPageBreak/>
         <w:t xml:space="preserve">2.6 Imagens do </w:t>
       </w:r>
       <w:r>
@@ -11254,7 +11321,7 @@
         </w:rPr>
         <w:t>istema</w:t>
       </w:r>
-      <w:bookmarkEnd w:id="91"/>
+      <w:bookmarkEnd w:id="90"/>
     </w:p>
     <w:p>
       <w:pPr>
@@ -11275,7 +11342,7 @@
           <w:lang w:val="pt-BR"/>
         </w:rPr>
       </w:pPr>
-      <w:bookmarkStart w:id="92" w:name="_Toc216257150"/>
+      <w:bookmarkStart w:id="91" w:name="_Toc216420811"/>
       <w:r>
         <w:rPr>
           <w:rFonts w:ascii="Arial" w:hAnsi="Arial" w:cs="Arial"/>
@@ -11286,7 +11353,7 @@
         </w:rPr>
         <w:t>2.6.1 – Tela de Login</w:t>
       </w:r>
-      <w:bookmarkEnd w:id="92"/>
+      <w:bookmarkEnd w:id="91"/>
     </w:p>
     <w:p>
       <w:r>
@@ -11343,7 +11410,7 @@
           <w:lang w:val="pt-BR"/>
         </w:rPr>
       </w:pPr>
-      <w:bookmarkStart w:id="93" w:name="_Toc216257151"/>
+      <w:bookmarkStart w:id="92" w:name="_Toc216420812"/>
       <w:r>
         <w:rPr>
           <w:rFonts w:ascii="Arial" w:hAnsi="Arial" w:cs="Arial"/>
@@ -11352,10 +11419,9 @@
           <w:szCs w:val="24"/>
           <w:lang w:val="pt-BR"/>
         </w:rPr>
-        <w:lastRenderedPageBreak/>
         <w:t>2.6.2 – Tela e cadastro de usuário</w:t>
       </w:r>
-      <w:bookmarkEnd w:id="93"/>
+      <w:bookmarkEnd w:id="92"/>
     </w:p>
     <w:p>
       <w:r>
@@ -11411,7 +11477,7 @@
           <w:lang w:val="pt-BR"/>
         </w:rPr>
       </w:pPr>
-      <w:bookmarkStart w:id="94" w:name="_Toc216257152"/>
+      <w:bookmarkStart w:id="93" w:name="_Toc216420813"/>
       <w:r>
         <w:rPr>
           <w:rFonts w:ascii="Arial" w:hAnsi="Arial" w:cs="Arial"/>
@@ -11420,9 +11486,10 @@
           <w:szCs w:val="24"/>
           <w:lang w:val="pt-BR"/>
         </w:rPr>
+        <w:lastRenderedPageBreak/>
         <w:t>2.6.3 – Tela de menu (Dashboard)</w:t>
       </w:r>
-      <w:bookmarkEnd w:id="94"/>
+      <w:bookmarkEnd w:id="93"/>
       <w:r>
         <w:rPr>
           <w:rFonts w:ascii="Arial" w:hAnsi="Arial" w:cs="Arial"/>
@@ -11445,10 +11512,10 @@
           <w:noProof/>
         </w:rPr>
         <w:drawing>
-          <wp:inline distT="0" distB="0" distL="0" distR="0" wp14:anchorId="653629A1" wp14:editId="69E7F8A7">
-            <wp:extent cx="5486400" cy="2964180"/>
-            <wp:effectExtent l="0" t="0" r="0" b="7620"/>
-            <wp:docPr id="398303404" name="Imagem 1" descr="Tela de celular com aplicativo aberto&#10;&#10;O conteúdo gerado por IA pode estar incorreto."/>
+          <wp:inline distT="0" distB="0" distL="0" distR="0" wp14:anchorId="2E28D8ED" wp14:editId="6077CE7A">
+            <wp:extent cx="5612130" cy="2966085"/>
+            <wp:effectExtent l="0" t="0" r="0" b="0"/>
+            <wp:docPr id="1018356769" name="Imagem 1" descr="Tela de celular com aplicativo aberto&#10;&#10;O conteúdo gerado por IA pode estar incorreto."/>
             <wp:cNvGraphicFramePr>
               <a:graphicFrameLocks xmlns:a="http://schemas.openxmlformats.org/drawingml/2006/main" noChangeAspect="1"/>
             </wp:cNvGraphicFramePr>
@@ -11456,7 +11523,7 @@
               <a:graphicData uri="http://schemas.openxmlformats.org/drawingml/2006/picture">
                 <pic:pic xmlns:pic="http://schemas.openxmlformats.org/drawingml/2006/picture">
                   <pic:nvPicPr>
-                    <pic:cNvPr id="398303404" name="Imagem 1" descr="Tela de celular com aplicativo aberto&#10;&#10;O conteúdo gerado por IA pode estar incorreto."/>
+                    <pic:cNvPr id="1018356769" name="Imagem 1" descr="Tela de celular com aplicativo aberto&#10;&#10;O conteúdo gerado por IA pode estar incorreto."/>
                     <pic:cNvPicPr/>
                   </pic:nvPicPr>
                   <pic:blipFill>
@@ -11468,7 +11535,7 @@
                   <pic:spPr>
                     <a:xfrm>
                       <a:off x="0" y="0"/>
-                      <a:ext cx="5486400" cy="2964180"/>
+                      <a:ext cx="5612130" cy="2966085"/>
                     </a:xfrm>
                     <a:prstGeom prst="rect">
                       <a:avLst/>
@@ -11499,7 +11566,7 @@
           <w:lang w:val="pt-BR"/>
         </w:rPr>
       </w:pPr>
-      <w:bookmarkStart w:id="95" w:name="_Toc216257153"/>
+      <w:bookmarkStart w:id="94" w:name="_Toc216420814"/>
       <w:r>
         <w:rPr>
           <w:rFonts w:ascii="Arial" w:hAnsi="Arial" w:cs="Arial"/>
@@ -11508,10 +11575,9 @@
           <w:szCs w:val="24"/>
           <w:lang w:val="pt-BR"/>
         </w:rPr>
-        <w:lastRenderedPageBreak/>
         <w:t>2.6.4 – Tela de cartões de crédito e conta bancária</w:t>
       </w:r>
-      <w:bookmarkEnd w:id="95"/>
+      <w:bookmarkEnd w:id="94"/>
       <w:r>
         <w:rPr>
           <w:rFonts w:ascii="Arial" w:hAnsi="Arial" w:cs="Arial"/>
@@ -11581,6 +11647,7 @@
         <w:rPr>
           <w:noProof/>
         </w:rPr>
+        <w:lastRenderedPageBreak/>
         <w:drawing>
           <wp:inline distT="0" distB="0" distL="0" distR="0" wp14:anchorId="554C2CF1" wp14:editId="3925060E">
             <wp:extent cx="5612130" cy="2825750"/>
@@ -11629,7 +11696,7 @@
           <w:lang w:val="pt-BR"/>
         </w:rPr>
       </w:pPr>
-      <w:bookmarkStart w:id="96" w:name="_Toc216257154"/>
+      <w:bookmarkStart w:id="95" w:name="_Toc216420815"/>
       <w:r>
         <w:rPr>
           <w:rFonts w:ascii="Arial" w:hAnsi="Arial" w:cs="Arial"/>
@@ -11638,10 +11705,9 @@
           <w:szCs w:val="24"/>
           <w:lang w:val="pt-BR"/>
         </w:rPr>
-        <w:lastRenderedPageBreak/>
         <w:t>2.6.5 – Tela de despesas e receita</w:t>
       </w:r>
-      <w:bookmarkEnd w:id="96"/>
+      <w:bookmarkEnd w:id="95"/>
       <w:r>
         <w:rPr>
           <w:rFonts w:ascii="Arial" w:hAnsi="Arial" w:cs="Arial"/>
@@ -11717,7 +11783,7 @@
           <w:szCs w:val="24"/>
         </w:rPr>
       </w:pPr>
-      <w:bookmarkStart w:id="97" w:name="_Toc216257155"/>
+      <w:bookmarkStart w:id="96" w:name="_Toc216420816"/>
       <w:r>
         <w:rPr>
           <w:rFonts w:ascii="Arial" w:hAnsi="Arial" w:cs="Arial"/>
@@ -11725,6 +11791,7 @@
           <w:sz w:val="24"/>
           <w:szCs w:val="24"/>
         </w:rPr>
+        <w:lastRenderedPageBreak/>
         <w:t xml:space="preserve">2.6.6 – Tela de </w:t>
       </w:r>
       <w:proofErr w:type="spellStart"/>
@@ -11737,7 +11804,7 @@
         </w:rPr>
         <w:t>projeção</w:t>
       </w:r>
-      <w:bookmarkEnd w:id="97"/>
+      <w:bookmarkEnd w:id="96"/>
       <w:proofErr w:type="spellEnd"/>
       <w:r>
         <w:rPr>
@@ -11760,10 +11827,10 @@
           <w:noProof/>
         </w:rPr>
         <w:drawing>
-          <wp:inline distT="0" distB="0" distL="0" distR="0" wp14:anchorId="20553B64" wp14:editId="00D425C7">
-            <wp:extent cx="5486400" cy="3058160"/>
-            <wp:effectExtent l="0" t="0" r="0" b="8890"/>
-            <wp:docPr id="319571212" name="Imagem 1" descr="Interface gráfica do usuário&#10;&#10;O conteúdo gerado por IA pode estar incorreto."/>
+          <wp:inline distT="0" distB="0" distL="0" distR="0" wp14:anchorId="69D93D46" wp14:editId="2424B080">
+            <wp:extent cx="5612130" cy="3041015"/>
+            <wp:effectExtent l="0" t="0" r="0" b="0"/>
+            <wp:docPr id="1991057654" name="Imagem 1" descr="Tela de jogo de vídeo game&#10;&#10;O conteúdo gerado por IA pode estar incorreto."/>
             <wp:cNvGraphicFramePr>
               <a:graphicFrameLocks xmlns:a="http://schemas.openxmlformats.org/drawingml/2006/main" noChangeAspect="1"/>
             </wp:cNvGraphicFramePr>
@@ -11771,7 +11838,7 @@
               <a:graphicData uri="http://schemas.openxmlformats.org/drawingml/2006/picture">
                 <pic:pic xmlns:pic="http://schemas.openxmlformats.org/drawingml/2006/picture">
                   <pic:nvPicPr>
-                    <pic:cNvPr id="319571212" name="Imagem 1" descr="Interface gráfica do usuário&#10;&#10;O conteúdo gerado por IA pode estar incorreto."/>
+                    <pic:cNvPr id="1991057654" name="Imagem 1" descr="Tela de jogo de vídeo game&#10;&#10;O conteúdo gerado por IA pode estar incorreto."/>
                     <pic:cNvPicPr/>
                   </pic:nvPicPr>
                   <pic:blipFill>
@@ -11783,7 +11850,7 @@
                   <pic:spPr>
                     <a:xfrm>
                       <a:off x="0" y="0"/>
-                      <a:ext cx="5486400" cy="3058160"/>
+                      <a:ext cx="5612130" cy="3041015"/>
                     </a:xfrm>
                     <a:prstGeom prst="rect">
                       <a:avLst/>
@@ -11806,6 +11873,125 @@
     <w:p>
       <w:pPr>
         <w:pStyle w:val="Ttulo1"/>
+        <w:rPr>
+          <w:rFonts w:ascii="Arial" w:hAnsi="Arial" w:cs="Arial"/>
+          <w:color w:val="auto"/>
+          <w:sz w:val="24"/>
+          <w:szCs w:val="24"/>
+          <w:lang w:val="pt-BR"/>
+        </w:rPr>
+      </w:pPr>
+      <w:bookmarkStart w:id="97" w:name="_Toc216420817"/>
+      <w:r>
+        <w:rPr>
+          <w:rFonts w:ascii="Arial" w:hAnsi="Arial" w:cs="Arial"/>
+          <w:color w:val="auto"/>
+          <w:sz w:val="24"/>
+          <w:szCs w:val="24"/>
+          <w:lang w:val="pt-BR"/>
+        </w:rPr>
+        <w:t>2.6.7 – Tela de Educação Financeira</w:t>
+      </w:r>
+      <w:bookmarkEnd w:id="97"/>
+    </w:p>
+    <w:p>
+      <w:pPr>
+        <w:rPr>
+          <w:lang w:val="pt-BR"/>
+        </w:rPr>
+      </w:pPr>
+      <w:r>
+        <w:rPr>
+          <w:noProof/>
+        </w:rPr>
+        <w:drawing>
+          <wp:inline distT="0" distB="0" distL="0" distR="0" wp14:anchorId="53928322" wp14:editId="7342754C">
+            <wp:extent cx="5612130" cy="3058795"/>
+            <wp:effectExtent l="0" t="0" r="0" b="0"/>
+            <wp:docPr id="467325557" name="Imagem 1" descr="Interface gráfica do usuário, Site&#10;&#10;O conteúdo gerado por IA pode estar incorreto."/>
+            <wp:cNvGraphicFramePr>
+              <a:graphicFrameLocks xmlns:a="http://schemas.openxmlformats.org/drawingml/2006/main" noChangeAspect="1"/>
+            </wp:cNvGraphicFramePr>
+            <a:graphic xmlns:a="http://schemas.openxmlformats.org/drawingml/2006/main">
+              <a:graphicData uri="http://schemas.openxmlformats.org/drawingml/2006/picture">
+                <pic:pic xmlns:pic="http://schemas.openxmlformats.org/drawingml/2006/picture">
+                  <pic:nvPicPr>
+                    <pic:cNvPr id="467325557" name="Imagem 1" descr="Interface gráfica do usuário, Site&#10;&#10;O conteúdo gerado por IA pode estar incorreto."/>
+                    <pic:cNvPicPr/>
+                  </pic:nvPicPr>
+                  <pic:blipFill>
+                    <a:blip r:embed="rId16"/>
+                    <a:stretch>
+                      <a:fillRect/>
+                    </a:stretch>
+                  </pic:blipFill>
+                  <pic:spPr>
+                    <a:xfrm>
+                      <a:off x="0" y="0"/>
+                      <a:ext cx="5612130" cy="3058795"/>
+                    </a:xfrm>
+                    <a:prstGeom prst="rect">
+                      <a:avLst/>
+                    </a:prstGeom>
+                  </pic:spPr>
+                </pic:pic>
+              </a:graphicData>
+            </a:graphic>
+          </wp:inline>
+        </w:drawing>
+      </w:r>
+    </w:p>
+    <w:p>
+      <w:pPr>
+        <w:rPr>
+          <w:lang w:val="pt-BR"/>
+        </w:rPr>
+      </w:pPr>
+      <w:r>
+        <w:rPr>
+          <w:noProof/>
+        </w:rPr>
+        <w:lastRenderedPageBreak/>
+        <w:drawing>
+          <wp:inline distT="0" distB="0" distL="0" distR="0" wp14:anchorId="4F0E8A27" wp14:editId="19608FDC">
+            <wp:extent cx="5612130" cy="1682115"/>
+            <wp:effectExtent l="0" t="0" r="0" b="0"/>
+            <wp:docPr id="675779342" name="Imagem 1" descr="Tela de computador com texto preto sobre fundo branco&#10;&#10;O conteúdo gerado por IA pode estar incorreto."/>
+            <wp:cNvGraphicFramePr>
+              <a:graphicFrameLocks xmlns:a="http://schemas.openxmlformats.org/drawingml/2006/main" noChangeAspect="1"/>
+            </wp:cNvGraphicFramePr>
+            <a:graphic xmlns:a="http://schemas.openxmlformats.org/drawingml/2006/main">
+              <a:graphicData uri="http://schemas.openxmlformats.org/drawingml/2006/picture">
+                <pic:pic xmlns:pic="http://schemas.openxmlformats.org/drawingml/2006/picture">
+                  <pic:nvPicPr>
+                    <pic:cNvPr id="675779342" name="Imagem 1" descr="Tela de computador com texto preto sobre fundo branco&#10;&#10;O conteúdo gerado por IA pode estar incorreto."/>
+                    <pic:cNvPicPr/>
+                  </pic:nvPicPr>
+                  <pic:blipFill>
+                    <a:blip r:embed="rId17"/>
+                    <a:stretch>
+                      <a:fillRect/>
+                    </a:stretch>
+                  </pic:blipFill>
+                  <pic:spPr>
+                    <a:xfrm>
+                      <a:off x="0" y="0"/>
+                      <a:ext cx="5612130" cy="1682115"/>
+                    </a:xfrm>
+                    <a:prstGeom prst="rect">
+                      <a:avLst/>
+                    </a:prstGeom>
+                  </pic:spPr>
+                </pic:pic>
+              </a:graphicData>
+            </a:graphic>
+          </wp:inline>
+        </w:drawing>
+      </w:r>
+    </w:p>
+    <w:p>
+      <w:pPr>
+        <w:pStyle w:val="Ttulo1"/>
         <w:spacing w:line="360" w:lineRule="auto"/>
         <w:rPr>
           <w:rFonts w:ascii="Arial" w:hAnsi="Arial" w:cs="Arial"/>
@@ -11818,9 +12004,9 @@
         </w:rPr>
       </w:pPr>
       <w:bookmarkStart w:id="98" w:name="conclusão"/>
-      <w:bookmarkStart w:id="99" w:name="_Toc216257156"/>
-      <w:bookmarkEnd w:id="40"/>
-      <w:bookmarkEnd w:id="90"/>
+      <w:bookmarkStart w:id="99" w:name="_Toc216420818"/>
+      <w:bookmarkEnd w:id="39"/>
+      <w:bookmarkEnd w:id="89"/>
       <w:r>
         <w:rPr>
           <w:rFonts w:ascii="Arial" w:hAnsi="Arial" w:cs="Arial"/>
@@ -11831,7 +12017,6 @@
           <w:szCs w:val="28"/>
           <w:lang w:val="pt-BR"/>
         </w:rPr>
-        <w:lastRenderedPageBreak/>
         <w:t>Conclusão</w:t>
       </w:r>
       <w:bookmarkEnd w:id="99"/>
@@ -12013,7 +12198,7 @@
           <w:lang w:val="pt-BR"/>
         </w:rPr>
       </w:pPr>
-      <w:bookmarkStart w:id="100" w:name="_Toc216257157"/>
+      <w:bookmarkStart w:id="100" w:name="_Toc216420819"/>
       <w:r>
         <w:rPr>
           <w:rFonts w:ascii="Arial" w:hAnsi="Arial" w:cs="Arial"/>
@@ -12051,6 +12236,7 @@
           <w:szCs w:val="24"/>
           <w:lang w:val="pt-BR"/>
         </w:rPr>
+        <w:lastRenderedPageBreak/>
         <w:t>BAUER, Mike et al.</w:t>
       </w:r>
       <w:r>
@@ -12117,7 +12303,7 @@
         </w:rPr>
         <w:t xml:space="preserve">Disponível em: </w:t>
       </w:r>
-      <w:hyperlink r:id="rId16" w:tgtFrame="_new" w:history="1">
+      <w:hyperlink r:id="rId18" w:tgtFrame="_new" w:history="1">
         <w:r>
           <w:rPr>
             <w:rStyle w:val="Hyperlink"/>
@@ -12277,7 +12463,7 @@
         </w:rPr>
         <w:t xml:space="preserve">. Disponível em: </w:t>
       </w:r>
-      <w:hyperlink r:id="rId17" w:tgtFrame="_new" w:history="1">
+      <w:hyperlink r:id="rId19" w:tgtFrame="_new" w:history="1">
         <w:r>
           <w:rPr>
             <w:rStyle w:val="Hyperlink"/>
@@ -12317,7 +12503,6 @@
           <w:szCs w:val="24"/>
           <w:lang w:val="pt-BR"/>
         </w:rPr>
-        <w:lastRenderedPageBreak/>
         <w:t>FIGMA.</w:t>
       </w:r>
       <w:r>
@@ -12362,7 +12547,7 @@
         </w:rPr>
         <w:t xml:space="preserve">. Disponível em: </w:t>
       </w:r>
-      <w:hyperlink r:id="rId18" w:tgtFrame="_new" w:history="1">
+      <w:hyperlink r:id="rId20" w:tgtFrame="_new" w:history="1">
         <w:r>
           <w:rPr>
             <w:rStyle w:val="Hyperlink"/>
@@ -12446,7 +12631,7 @@
         </w:rPr>
         <w:t xml:space="preserve">. Disponível em: </w:t>
       </w:r>
-      <w:hyperlink r:id="rId19" w:tgtFrame="_new" w:history="1">
+      <w:hyperlink r:id="rId21" w:tgtFrame="_new" w:history="1">
         <w:r>
           <w:rPr>
             <w:rStyle w:val="Hyperlink"/>
@@ -12615,7 +12800,7 @@
         </w:rPr>
         <w:t xml:space="preserve">Disponível em: </w:t>
       </w:r>
-      <w:hyperlink r:id="rId20" w:tgtFrame="_new" w:history="1">
+      <w:hyperlink r:id="rId22" w:tgtFrame="_new" w:history="1">
         <w:r>
           <w:rPr>
             <w:rStyle w:val="Hyperlink"/>
@@ -12758,7 +12943,7 @@
         </w:rPr>
         <w:t xml:space="preserve">. Disponível em: </w:t>
       </w:r>
-      <w:hyperlink r:id="rId21" w:tgtFrame="_new" w:history="1">
+      <w:hyperlink r:id="rId23" w:tgtFrame="_new" w:history="1">
         <w:r>
           <w:rPr>
             <w:rStyle w:val="Hyperlink"/>
@@ -12882,7 +13067,7 @@
         </w:rPr>
         <w:t xml:space="preserve">: </w:t>
       </w:r>
-      <w:hyperlink r:id="rId22" w:tgtFrame="_new" w:history="1">
+      <w:hyperlink r:id="rId24" w:tgtFrame="_new" w:history="1">
         <w:r>
           <w:rPr>
             <w:rStyle w:val="Hyperlink"/>
@@ -12999,7 +13184,7 @@
         </w:rPr>
         <w:t xml:space="preserve">. Disponível em: </w:t>
       </w:r>
-      <w:hyperlink r:id="rId23" w:tgtFrame="_new" w:history="1">
+      <w:hyperlink r:id="rId25" w:tgtFrame="_new" w:history="1">
         <w:r>
           <w:rPr>
             <w:rStyle w:val="Hyperlink"/>
@@ -13029,7 +13214,7 @@
       </w:pPr>
     </w:p>
     <w:sectPr>
-      <w:footerReference w:type="default" r:id="rId24"/>
+      <w:footerReference w:type="default" r:id="rId26"/>
       <w:footnotePr>
         <w:numRestart w:val="eachSect"/>
       </w:footnotePr>
